--- a/00-首页/题组Word/专项卷/一分册/专项卷VI-学生版.docx
+++ b/00-首页/题组Word/专项卷/一分册/专项卷VI-学生版.docx
@@ -1134,15 +1134,31 @@
         <w:rPr>
           <w:rFonts w:ascii="Times New Roman" w:hAnsi="Times New Roman" w:eastAsia="Times New Roman" w:cs="Times New Roman"/>
         </w:rPr>
-        <w:t xml:space="preserve"> SOCl</w:t>
-      </w:r>
-      <w:r>
-        <w:rPr>
-          <w:rFonts w:ascii="Times New Roman" w:hAnsi="Times New Roman" w:eastAsia="Times New Roman" w:cs="Times New Roman"/>
-          <w:vertAlign w:val="subscript"/>
-        </w:rPr>
-        <w:t>2</w:t>
-      </w:r>
+        <w:t xml:space="preserve"> </w:t>
+      </w:r>
+      <m:oMath>
+        <m:r>
+          <m:t>S</m:t>
+        </m:r>
+        <m:r>
+          <m:t>O</m:t>
+        </m:r>
+        <m:r>
+          <m:t>C</m:t>
+        </m:r>
+        <m:sSub>
+          <m:e>
+            <m:r>
+              <m:t>l</m:t>
+            </m:r>
+          </m:e>
+          <m:sub>
+            <m:r>
+              <m:t>2</m:t>
+            </m:r>
+          </m:sub>
+        </m:sSub>
+      </m:oMath>
       <w:r>
         <w:rPr>
           <w:rFonts w:ascii="Times New Roman" w:hAnsi="Times New Roman" w:eastAsia="Times New Roman" w:cs="Times New Roman"/>
@@ -1268,24 +1284,34 @@
         </w:rPr>
         <w:t xml:space="preserve"> </w:t>
       </w:r>
-      <w:r>
-        <w:rPr>
-          <w:rFonts w:hint="eastAsia" w:ascii="Times New Roman" w:hAnsi="Times New Roman" w:eastAsia="Times New Roman" w:cs="Times New Roman"/>
-        </w:rPr>
-        <w:t>SOCl</w:t>
-      </w:r>
-      <w:r>
-        <w:rPr>
-          <w:rFonts w:hint="eastAsia" w:ascii="Times New Roman" w:hAnsi="Times New Roman" w:eastAsia="Times New Roman" w:cs="Times New Roman"/>
-          <w:vertAlign w:val="subscript"/>
-        </w:rPr>
-        <w:t>2</w:t>
-      </w:r>
-      <w:r>
-        <w:rPr>
-          <w:rFonts w:hint="eastAsia" w:ascii="Times New Roman" w:hAnsi="Times New Roman" w:eastAsia="Times New Roman" w:cs="Times New Roman"/>
-        </w:rPr>
-        <w:t>____；</w:t>
+      <m:oMath>
+        <m:r>
+          <m:t>S</m:t>
+        </m:r>
+        <m:r>
+          <m:t>O</m:t>
+        </m:r>
+        <m:r>
+          <m:t>C</m:t>
+        </m:r>
+        <m:sSub>
+          <m:e>
+            <m:r>
+              <m:t>l</m:t>
+            </m:r>
+          </m:e>
+          <m:sub>
+            <m:r>
+              <m:t>2</m:t>
+            </m:r>
+          </m:sub>
+        </m:sSub>
+      </m:oMath>
+      <w:r>
+        <w:rPr>
+          <w:rFonts w:hint="eastAsia" w:ascii="Times New Roman" w:hAnsi="Times New Roman" w:eastAsia="Times New Roman" w:cs="Times New Roman"/>
+        </w:rPr>
+        <w:t xml:space="preserve">____；</w:t>
       </w:r>
     </w:p>
     <w:p>
@@ -1787,71 +1813,19 @@
         <w:rPr>
           <w:rFonts w:ascii="Times New Roman" w:hAnsi="Times New Roman" w:eastAsia="Times New Roman" w:cs="Times New Roman"/>
         </w:rPr>
-        <w:t xml:space="preserve"> FeS</w:t>
-      </w:r>
-      <w:r>
-        <w:rPr>
-          <w:rFonts w:ascii="Times New Roman" w:hAnsi="Times New Roman" w:eastAsia="Times New Roman" w:cs="Times New Roman"/>
-          <w:vertAlign w:val="subscript"/>
-        </w:rPr>
-        <w:t>2</w:t>
-      </w:r>
-      <w:r>
-        <w:rPr>
-          <w:rFonts w:ascii="Times New Roman" w:hAnsi="Times New Roman" w:eastAsia="Times New Roman" w:cs="Times New Roman"/>
-        </w:rPr>
-        <w:t xml:space="preserve"> </w:t>
-      </w:r>
-      <w:r>
-        <w:rPr>
-          <w:rFonts w:hint="eastAsia" w:ascii="Times New Roman" w:hAnsi="Times New Roman" w:eastAsia="Times New Roman" w:cs="Times New Roman"/>
-        </w:rPr>
-        <w:t>)</w:t>
-      </w:r>
-      <w:r>
-        <w:rPr>
-          <w:rFonts w:hint="eastAsia" w:ascii="Times New Roman" w:hAnsi="Times New Roman" w:eastAsia="FangSong" w:cs="Times New Roman"/>
-        </w:rPr>
-        <w:t>时</w:t>
-      </w:r>
-      <w:r>
-        <w:rPr>
-          <w:rFonts w:hint="eastAsia" w:ascii="Times New Roman" w:hAnsi="Times New Roman" w:eastAsia="Times New Roman" w:cs="Times New Roman"/>
-        </w:rPr>
-        <w:t>,</w:t>
-      </w:r>
-      <w:r>
-        <w:rPr>
-          <w:rFonts w:ascii="Times New Roman" w:hAnsi="Times New Roman" w:eastAsia="Times New Roman" w:cs="Times New Roman"/>
-        </w:rPr>
-        <w:t xml:space="preserve"> </w:t>
-      </w:r>
-      <w:r>
-        <w:rPr>
-          <w:rFonts w:hint="eastAsia" w:ascii="Times New Roman" w:hAnsi="Times New Roman" w:eastAsia="FangSong" w:cs="Times New Roman"/>
-        </w:rPr>
-        <w:t>可生成辉铜矿</w:t>
-      </w:r>
-      <w:r>
-        <w:rPr>
-          <w:rFonts w:hint="eastAsia" w:ascii="Times New Roman" w:hAnsi="Times New Roman" w:eastAsia="Times New Roman" w:cs="Times New Roman"/>
-        </w:rPr>
-        <w:t>(</w:t>
-      </w:r>
-      <w:r>
-        <w:rPr>
-          <w:rFonts w:ascii="Times New Roman" w:hAnsi="Times New Roman" w:eastAsia="Times New Roman" w:cs="Times New Roman"/>
-        </w:rPr>
         <w:t xml:space="preserve"> </w:t>
       </w:r>
       <m:oMath>
         <m:r>
-          <m:t>C</m:t>
+          <m:t>F</m:t>
+        </m:r>
+        <m:r>
+          <m:t>e</m:t>
         </m:r>
         <m:sSub>
           <m:e>
             <m:r>
-              <m:t>u</m:t>
+              <m:t>S</m:t>
             </m:r>
           </m:e>
           <m:sub>
@@ -1860,6 +1834,71 @@
             </m:r>
           </m:sub>
         </m:sSub>
+      </m:oMath>
+      <w:r>
+        <w:rPr>
+          <w:rFonts w:ascii="Times New Roman" w:hAnsi="Times New Roman" w:eastAsia="Times New Roman" w:cs="Times New Roman"/>
+        </w:rPr>
+        <w:t xml:space="preserve"> </w:t>
+      </w:r>
+      <w:r>
+        <w:rPr>
+          <w:rFonts w:hint="eastAsia" w:ascii="Times New Roman" w:hAnsi="Times New Roman" w:eastAsia="Times New Roman" w:cs="Times New Roman"/>
+        </w:rPr>
+        <w:t>)</w:t>
+      </w:r>
+      <w:r>
+        <w:rPr>
+          <w:rFonts w:hint="eastAsia" w:ascii="Times New Roman" w:hAnsi="Times New Roman" w:eastAsia="FangSong" w:cs="Times New Roman"/>
+        </w:rPr>
+        <w:t>时</w:t>
+      </w:r>
+      <w:r>
+        <w:rPr>
+          <w:rFonts w:hint="eastAsia" w:ascii="Times New Roman" w:hAnsi="Times New Roman" w:eastAsia="Times New Roman" w:cs="Times New Roman"/>
+        </w:rPr>
+        <w:t>,</w:t>
+      </w:r>
+      <w:r>
+        <w:rPr>
+          <w:rFonts w:ascii="Times New Roman" w:hAnsi="Times New Roman" w:eastAsia="Times New Roman" w:cs="Times New Roman"/>
+        </w:rPr>
+        <w:t xml:space="preserve"> </w:t>
+      </w:r>
+      <w:r>
+        <w:rPr>
+          <w:rFonts w:hint="eastAsia" w:ascii="Times New Roman" w:hAnsi="Times New Roman" w:eastAsia="FangSong" w:cs="Times New Roman"/>
+        </w:rPr>
+        <w:t>可生成辉铜矿</w:t>
+      </w:r>
+      <w:r>
+        <w:rPr>
+          <w:rFonts w:hint="eastAsia" w:ascii="Times New Roman" w:hAnsi="Times New Roman" w:eastAsia="Times New Roman" w:cs="Times New Roman"/>
+        </w:rPr>
+        <w:t>(</w:t>
+      </w:r>
+      <w:r>
+        <w:rPr>
+          <w:rFonts w:ascii="Times New Roman" w:hAnsi="Times New Roman" w:eastAsia="Times New Roman" w:cs="Times New Roman"/>
+        </w:rPr>
+        <w:t xml:space="preserve"> </w:t>
+      </w:r>
+      <m:oMath>
+        <m:r>
+          <m:t>C</m:t>
+        </m:r>
+        <m:sSub>
+          <m:e>
+            <m:r>
+              <m:t>u</m:t>
+            </m:r>
+          </m:e>
+          <m:sub>
+            <m:r>
+              <m:t>2</m:t>
+            </m:r>
+          </m:sub>
+        </m:sSub>
         <m:r>
           <m:t>S</m:t>
         </m:r>
@@ -1886,15 +1925,31 @@
         <w:rPr>
           <w:rFonts w:ascii="Times New Roman" w:hAnsi="Times New Roman" w:eastAsia="Times New Roman" w:cs="Times New Roman"/>
         </w:rPr>
-        <w:t xml:space="preserve"> FeSO</w:t>
-      </w:r>
-      <w:r>
-        <w:rPr>
-          <w:rFonts w:ascii="Times New Roman" w:hAnsi="Times New Roman" w:eastAsia="Times New Roman" w:cs="Times New Roman"/>
-          <w:vertAlign w:val="subscript"/>
-        </w:rPr>
-        <w:t>4</w:t>
-      </w:r>
+        <w:t xml:space="preserve"> </w:t>
+      </w:r>
+      <m:oMath>
+        <m:r>
+          <m:t>F</m:t>
+        </m:r>
+        <m:r>
+          <m:t>e</m:t>
+        </m:r>
+        <m:r>
+          <m:t>S</m:t>
+        </m:r>
+        <m:sSub>
+          <m:e>
+            <m:r>
+              <m:t>O</m:t>
+            </m:r>
+          </m:e>
+          <m:sub>
+            <m:r>
+              <m:t>4</m:t>
+            </m:r>
+          </m:sub>
+        </m:sSub>
+      </m:oMath>
       <w:r>
         <w:rPr>
           <w:rFonts w:ascii="Times New Roman" w:hAnsi="Times New Roman" w:eastAsia="Times New Roman" w:cs="Times New Roman"/>
@@ -3517,48 +3572,112 @@
         <w:rPr>
           <w:rFonts w:ascii="Times New Roman" w:hAnsi="Times New Roman" w:eastAsia="Times New Roman" w:cs="Times New Roman"/>
         </w:rPr>
-        <w:t xml:space="preserve"> K</w:t>
-      </w:r>
-      <w:r>
-        <w:rPr>
-          <w:rFonts w:ascii="Times New Roman" w:hAnsi="Times New Roman" w:eastAsia="Times New Roman" w:cs="Times New Roman"/>
-          <w:vertAlign w:val="superscript"/>
-        </w:rPr>
-        <w:t>+</w:t>
-      </w:r>
-      <w:r>
-        <w:rPr>
-          <w:rFonts w:ascii="Times New Roman" w:hAnsi="Times New Roman" w:eastAsia="Times New Roman" w:cs="Times New Roman"/>
-        </w:rPr>
-        <w:t xml:space="preserve"> 、 Cr</w:t>
-      </w:r>
-      <w:r>
-        <w:rPr>
-          <w:rFonts w:ascii="Times New Roman" w:hAnsi="Times New Roman" w:eastAsia="Times New Roman" w:cs="Times New Roman"/>
-          <w:vertAlign w:val="superscript"/>
-        </w:rPr>
-        <w:t>3+</w:t>
-      </w:r>
-      <w:r>
-        <w:rPr>
-          <w:rFonts w:ascii="Times New Roman" w:hAnsi="Times New Roman" w:eastAsia="Times New Roman" w:cs="Times New Roman"/>
-        </w:rPr>
-        <w:t xml:space="preserve"> 、 SO</w:t>
-      </w:r>
-      <w:r>
-        <w:rPr>
-          <w:rFonts w:ascii="Times New Roman" w:hAnsi="Times New Roman" w:eastAsia="Times New Roman" w:cs="Times New Roman"/>
-          <w:vertAlign w:val="subscript"/>
-        </w:rPr>
-        <w:t>4</w:t>
-      </w:r>
-      <w:r>
-        <w:rPr>
-          <w:rFonts w:ascii="Times New Roman" w:hAnsi="Times New Roman" w:eastAsia="Times New Roman" w:cs="Times New Roman"/>
-          <w:vertAlign w:val="superscript"/>
-        </w:rPr>
-        <w:t>2-</w:t>
-      </w:r>
+        <w:t xml:space="preserve"> </w:t>
+      </w:r>
+      <m:oMath>
+        <m:sSup>
+          <m:e>
+            <m:r>
+              <m:t>K</m:t>
+            </m:r>
+          </m:e>
+          <m:sup>
+            <m:r>
+              <m:rPr>
+                <m:sty m:val="p"/>
+              </m:rPr>
+              <m:t>+</m:t>
+            </m:r>
+          </m:sup>
+        </m:sSup>
+      </m:oMath>
+      <w:r>
+        <w:rPr>
+          <w:rFonts w:ascii="Times New Roman" w:hAnsi="Times New Roman" w:eastAsia="Times New Roman" w:cs="Times New Roman"/>
+        </w:rPr>
+        <w:t xml:space="preserve"> </w:t>
+      </w:r>
+      <w:r>
+        <w:rPr>
+          <w:rFonts w:ascii="Times New Roman" w:hAnsi="Times New Roman" w:eastAsia="Times New Roman" w:cs="Times New Roman"/>
+        </w:rPr>
+        <w:t xml:space="preserve">、</w:t>
+      </w:r>
+      <w:r>
+        <w:rPr>
+          <w:rFonts w:ascii="Times New Roman" w:hAnsi="Times New Roman" w:eastAsia="Times New Roman" w:cs="Times New Roman"/>
+        </w:rPr>
+        <w:t xml:space="preserve"> </w:t>
+      </w:r>
+      <m:oMath>
+        <m:r>
+          <m:t>C</m:t>
+        </m:r>
+        <m:sSup>
+          <m:e>
+            <m:r>
+              <m:t>r</m:t>
+            </m:r>
+          </m:e>
+          <m:sup>
+            <m:r>
+              <m:t>3</m:t>
+            </m:r>
+            <m:r>
+              <m:rPr>
+                <m:sty m:val="p"/>
+              </m:rPr>
+              <m:t>+</m:t>
+            </m:r>
+          </m:sup>
+        </m:sSup>
+      </m:oMath>
+      <w:r>
+        <w:rPr>
+          <w:rFonts w:ascii="Times New Roman" w:hAnsi="Times New Roman" w:eastAsia="Times New Roman" w:cs="Times New Roman"/>
+        </w:rPr>
+        <w:t xml:space="preserve"> </w:t>
+      </w:r>
+      <w:r>
+        <w:rPr>
+          <w:rFonts w:ascii="Times New Roman" w:hAnsi="Times New Roman" w:eastAsia="Times New Roman" w:cs="Times New Roman"/>
+        </w:rPr>
+        <w:t xml:space="preserve">、</w:t>
+      </w:r>
+      <w:r>
+        <w:rPr>
+          <w:rFonts w:ascii="Times New Roman" w:hAnsi="Times New Roman" w:eastAsia="Times New Roman" w:cs="Times New Roman"/>
+        </w:rPr>
+        <w:t xml:space="preserve"> </w:t>
+      </w:r>
+      <m:oMath>
+        <m:r>
+          <m:t>S</m:t>
+        </m:r>
+        <m:sSubSup>
+          <m:e>
+            <m:r>
+              <m:t>O</m:t>
+            </m:r>
+          </m:e>
+          <m:sub>
+            <m:r>
+              <m:t>4</m:t>
+            </m:r>
+          </m:sub>
+          <m:sup>
+            <m:r>
+              <m:t>2</m:t>
+            </m:r>
+            <m:r>
+              <m:rPr>
+                <m:sty m:val="p"/>
+              </m:rPr>
+              <m:t>−</m:t>
+            </m:r>
+          </m:sup>
+        </m:sSubSup>
+      </m:oMath>
       <w:r>
         <w:rPr>
           <w:rFonts w:ascii="Times New Roman" w:hAnsi="Times New Roman" w:eastAsia="Times New Roman" w:cs="Times New Roman"/>
@@ -3593,15 +3712,31 @@
         <w:rPr>
           <w:rFonts w:ascii="Times New Roman" w:hAnsi="Times New Roman" w:eastAsia="Times New Roman" w:cs="Times New Roman"/>
         </w:rPr>
-        <w:t xml:space="preserve"> Cr</w:t>
-      </w:r>
-      <w:r>
-        <w:rPr>
-          <w:rFonts w:ascii="Times New Roman" w:hAnsi="Times New Roman" w:eastAsia="Times New Roman" w:cs="Times New Roman"/>
-          <w:vertAlign w:val="superscript"/>
-        </w:rPr>
-        <w:t>3+</w:t>
-      </w:r>
+        <w:t xml:space="preserve"> </w:t>
+      </w:r>
+      <m:oMath>
+        <m:r>
+          <m:t>C</m:t>
+        </m:r>
+        <m:sSup>
+          <m:e>
+            <m:r>
+              <m:t>r</m:t>
+            </m:r>
+          </m:e>
+          <m:sup>
+            <m:r>
+              <m:t>3</m:t>
+            </m:r>
+            <m:r>
+              <m:rPr>
+                <m:sty m:val="p"/>
+              </m:rPr>
+              <m:t>+</m:t>
+            </m:r>
+          </m:sup>
+        </m:sSup>
+      </m:oMath>
       <w:r>
         <w:rPr>
           <w:rFonts w:ascii="Times New Roman" w:hAnsi="Times New Roman" w:eastAsia="Times New Roman" w:cs="Times New Roman"/>
@@ -3786,15 +3921,28 @@
         <w:rPr>
           <w:rFonts w:ascii="Times New Roman" w:hAnsi="Times New Roman" w:eastAsia="Times New Roman" w:cs="Times New Roman"/>
         </w:rPr>
-        <w:t xml:space="preserve"> 3.81 g I</w:t>
-      </w:r>
-      <w:r>
-        <w:rPr>
-          <w:rFonts w:ascii="Times New Roman" w:hAnsi="Times New Roman" w:eastAsia="Times New Roman" w:cs="Times New Roman"/>
-          <w:vertAlign w:val="subscript"/>
-        </w:rPr>
-        <w:t>2</w:t>
-      </w:r>
+        <w:t xml:space="preserve"> 3.81 g</w:t>
+      </w:r>
+      <w:r>
+        <w:rPr>
+          <w:rFonts w:ascii="Times New Roman" w:hAnsi="Times New Roman" w:eastAsia="Times New Roman" w:cs="Times New Roman"/>
+        </w:rPr>
+        <w:t xml:space="preserve"> </w:t>
+      </w:r>
+      <m:oMath>
+        <m:sSub>
+          <m:e>
+            <m:r>
+              <m:t>I</m:t>
+            </m:r>
+          </m:e>
+          <m:sub>
+            <m:r>
+              <m:t>2</m:t>
+            </m:r>
+          </m:sub>
+        </m:sSub>
+      </m:oMath>
       <w:r>
         <w:rPr>
           <w:rFonts w:ascii="Times New Roman" w:hAnsi="Times New Roman" w:eastAsia="Times New Roman" w:cs="Times New Roman"/>
@@ -3847,15 +3995,31 @@
         <w:rPr>
           <w:rFonts w:ascii="Times New Roman" w:hAnsi="Times New Roman" w:eastAsia="Times New Roman" w:cs="Times New Roman"/>
         </w:rPr>
-        <w:t xml:space="preserve"> BaCl</w:t>
-      </w:r>
-      <w:r>
-        <w:rPr>
-          <w:rFonts w:ascii="Times New Roman" w:hAnsi="Times New Roman" w:eastAsia="Times New Roman" w:cs="Times New Roman"/>
-          <w:vertAlign w:val="subscript"/>
-        </w:rPr>
-        <w:t>2</w:t>
-      </w:r>
+        <w:t xml:space="preserve"> </w:t>
+      </w:r>
+      <m:oMath>
+        <m:r>
+          <m:t>B</m:t>
+        </m:r>
+        <m:r>
+          <m:t>a</m:t>
+        </m:r>
+        <m:r>
+          <m:t>C</m:t>
+        </m:r>
+        <m:sSub>
+          <m:e>
+            <m:r>
+              <m:t>l</m:t>
+            </m:r>
+          </m:e>
+          <m:sub>
+            <m:r>
+              <m:t>2</m:t>
+            </m:r>
+          </m:sub>
+        </m:sSub>
+      </m:oMath>
       <w:r>
         <w:rPr>
           <w:rFonts w:ascii="Times New Roman" w:hAnsi="Times New Roman" w:eastAsia="Times New Roman" w:cs="Times New Roman"/>
@@ -5973,15 +6137,22 @@
         <w:rPr>
           <w:rFonts w:ascii="Times New Roman" w:hAnsi="Times New Roman" w:eastAsia="Times New Roman" w:cs="Times New Roman"/>
         </w:rPr>
-        <w:t xml:space="preserve"> H</w:t>
-      </w:r>
-      <w:r>
-        <w:rPr>
-          <w:rFonts w:ascii="Times New Roman" w:hAnsi="Times New Roman" w:eastAsia="Times New Roman" w:cs="Times New Roman"/>
-          <w:vertAlign w:val="subscript"/>
-        </w:rPr>
-        <w:t>2</w:t>
-      </w:r>
+        <w:t xml:space="preserve"> </w:t>
+      </w:r>
+      <m:oMath>
+        <m:sSub>
+          <m:e>
+            <m:r>
+              <m:t>H</m:t>
+            </m:r>
+          </m:e>
+          <m:sub>
+            <m:r>
+              <m:t>2</m:t>
+            </m:r>
+          </m:sub>
+        </m:sSub>
+      </m:oMath>
       <w:r>
         <w:rPr>
           <w:rFonts w:ascii="Times New Roman" w:hAnsi="Times New Roman" w:eastAsia="Times New Roman" w:cs="Times New Roman"/>
@@ -8853,20 +9024,30 @@
         <w:rPr>
           <w:rFonts w:ascii="Times New Roman" w:hAnsi="Times New Roman" w:eastAsia="Times New Roman" w:cs="Times New Roman"/>
         </w:rPr>
-        <w:t>HCl、CS</w:t>
-      </w:r>
-      <w:r>
-        <w:rPr>
-          <w:rFonts w:ascii="Times New Roman" w:hAnsi="Times New Roman" w:eastAsia="Times New Roman" w:cs="Times New Roman"/>
-          <w:vertAlign w:val="subscript"/>
-        </w:rPr>
-        <w:t>2</w:t>
-      </w:r>
-      <w:r>
-        <w:rPr>
-          <w:rFonts w:ascii="Times New Roman" w:hAnsi="Times New Roman" w:eastAsia="Times New Roman" w:cs="Times New Roman"/>
-        </w:rPr>
-        <w:t>、</w:t>
+        <w:t xml:space="preserve">HCl、</w:t>
+      </w:r>
+      <m:oMath>
+        <m:r>
+          <m:t>C</m:t>
+        </m:r>
+        <m:sSub>
+          <m:e>
+            <m:r>
+              <m:t>S</m:t>
+            </m:r>
+          </m:e>
+          <m:sub>
+            <m:r>
+              <m:t>2</m:t>
+            </m:r>
+          </m:sub>
+        </m:sSub>
+      </m:oMath>
+      <w:r>
+        <w:rPr>
+          <w:rFonts w:ascii="Times New Roman" w:hAnsi="Times New Roman" w:eastAsia="Times New Roman" w:cs="Times New Roman"/>
+        </w:rPr>
+        <w:t xml:space="preserve">、</w:t>
       </w:r>
       <m:oMath>
         <m:sSub>
@@ -8889,20 +9070,36 @@
         <w:rPr>
           <w:rFonts w:ascii="Times New Roman" w:hAnsi="Times New Roman" w:eastAsia="Times New Roman" w:cs="Times New Roman"/>
         </w:rPr>
-        <w:t>、SO</w:t>
-      </w:r>
-      <w:r>
-        <w:rPr>
-          <w:rFonts w:ascii="Times New Roman" w:hAnsi="Times New Roman" w:eastAsia="Times New Roman" w:cs="Times New Roman"/>
-          <w:vertAlign w:val="subscript"/>
-        </w:rPr>
-        <w:t>2</w:t>
-      </w:r>
-      <w:r>
-        <w:rPr>
-          <w:rFonts w:ascii="Times New Roman" w:hAnsi="Times New Roman" w:eastAsia="Times New Roman" w:cs="Times New Roman"/>
-        </w:rPr>
-        <w:t xml:space="preserve"> 4 </w:t>
+        <w:t xml:space="preserve">、</w:t>
+      </w:r>
+      <m:oMath>
+        <m:r>
+          <m:t>S</m:t>
+        </m:r>
+        <m:sSub>
+          <m:e>
+            <m:r>
+              <m:t>O</m:t>
+            </m:r>
+          </m:e>
+          <m:sub>
+            <m:r>
+              <m:t>2</m:t>
+            </m:r>
+          </m:sub>
+        </m:sSub>
+      </m:oMath>
+      <w:r>
+        <w:rPr>
+          <w:rFonts w:ascii="Times New Roman" w:hAnsi="Times New Roman" w:eastAsia="Times New Roman" w:cs="Times New Roman"/>
+        </w:rPr>
+        <w:t xml:space="preserve"> </w:t>
+      </w:r>
+      <w:r>
+        <w:rPr>
+          <w:rFonts w:ascii="Times New Roman" w:hAnsi="Times New Roman" w:eastAsia="Times New Roman" w:cs="Times New Roman"/>
+        </w:rPr>
+        <w:t xml:space="preserve">4 </w:t>
       </w:r>
       <w:r>
         <w:rPr>
@@ -9357,7 +9554,7 @@
         <w:rPr>
           <w:rFonts w:hint="eastAsia" w:ascii="Times New Roman" w:hAnsi="Times New Roman" w:eastAsia="FangSong" w:cs="Times New Roman"/>
         </w:rPr>
-        <w:t>题面原子组合按答案区反推为</w:t>
+        <w:t>题面原子组合据原书核对为</w:t>
       </w:r>
       <w:r>
         <w:rPr>
@@ -9584,15 +9781,25 @@
         <w:rPr>
           <w:rFonts w:hint="eastAsia" w:ascii="Times New Roman" w:hAnsi="Times New Roman" w:eastAsia="Times New Roman" w:cs="Times New Roman"/>
         </w:rPr>
-        <w:t>，NH</w:t>
-      </w:r>
-      <w:r>
-        <w:rPr>
-          <w:rFonts w:hint="eastAsia" w:ascii="Times New Roman" w:hAnsi="Times New Roman" w:eastAsia="Times New Roman" w:cs="Times New Roman"/>
-          <w:vertAlign w:val="subscript"/>
-        </w:rPr>
-        <w:t>3</w:t>
-      </w:r>
+        <w:t>，</w:t>
+      </w:r>
+      <m:oMath>
+        <m:r>
+          <m:t>N</m:t>
+        </m:r>
+        <m:sSub>
+          <m:e>
+            <m:r>
+              <m:t>H</m:t>
+            </m:r>
+          </m:e>
+          <m:sub>
+            <m:r>
+              <m:t>3</m:t>
+            </m:r>
+          </m:sub>
+        </m:sSub>
+      </m:oMath>
       <w:r>
         <w:rPr>
           <w:rFonts w:ascii="Times New Roman" w:hAnsi="Times New Roman" w:eastAsia="Times New Roman" w:cs="Times New Roman"/>
@@ -12457,22 +12664,36 @@
         <w:rPr>
           <w:rFonts w:ascii="Times New Roman" w:hAnsi="Times New Roman" w:eastAsia="Times New Roman" w:cs="Times New Roman"/>
         </w:rPr>
-        <w:t xml:space="preserve"> IO</w:t>
-      </w:r>
-      <w:r>
-        <w:rPr>
-          <w:rFonts w:ascii="Times New Roman" w:hAnsi="Times New Roman" w:eastAsia="Times New Roman" w:cs="Times New Roman"/>
-          <w:vertAlign w:val="subscript"/>
-        </w:rPr>
-        <w:t>6</w:t>
-      </w:r>
-      <w:r>
-        <w:rPr>
-          <w:rFonts w:ascii="Times New Roman" w:hAnsi="Times New Roman" w:eastAsia="Times New Roman" w:cs="Times New Roman"/>
-          <w:vertAlign w:val="superscript"/>
-        </w:rPr>
-        <w:t>5-</w:t>
-      </w:r>
+        <w:t xml:space="preserve"> </w:t>
+      </w:r>
+      <m:oMath>
+        <m:r>
+          <m:t>I</m:t>
+        </m:r>
+        <m:sSubSup>
+          <m:e>
+            <m:r>
+              <m:t>O</m:t>
+            </m:r>
+          </m:e>
+          <m:sub>
+            <m:r>
+              <m:t>6</m:t>
+            </m:r>
+          </m:sub>
+          <m:sup>
+            <m:r>
+              <m:t>5</m:t>
+            </m:r>
+            <m:r>
+              <m:rPr>
+                <m:sty m:val="p"/>
+              </m:rPr>
+              <m:t>−</m:t>
+            </m:r>
+          </m:sup>
+        </m:sSubSup>
+      </m:oMath>
       <w:r>
         <w:rPr>
           <w:rFonts w:ascii="Times New Roman" w:hAnsi="Times New Roman" w:eastAsia="Times New Roman" w:cs="Times New Roman"/>
@@ -12828,42 +13049,70 @@
         <w:rPr>
           <w:rFonts w:ascii="Times New Roman" w:hAnsi="Times New Roman" w:eastAsia="Times New Roman" w:cs="Times New Roman"/>
         </w:rPr>
-        <w:t xml:space="preserve"> OCR「IO</w:t>
-      </w:r>
-      <w:r>
-        <w:rPr>
-          <w:rFonts w:ascii="Times New Roman" w:hAnsi="Times New Roman" w:eastAsia="Times New Roman" w:cs="Times New Roman"/>
-          <w:vertAlign w:val="subscript"/>
-        </w:rPr>
-        <w:t>6</w:t>
-      </w:r>
-      <w:r>
-        <w:rPr>
-          <w:rFonts w:ascii="Times New Roman" w:hAnsi="Times New Roman" w:eastAsia="Times New Roman" w:cs="Times New Roman"/>
-          <w:vertAlign w:val="superscript"/>
-        </w:rPr>
-        <w:t>2-</w:t>
-      </w:r>
-      <w:r>
-        <w:rPr>
-          <w:rFonts w:ascii="Times New Roman" w:hAnsi="Times New Roman" w:eastAsia="Times New Roman" w:cs="Times New Roman"/>
-        </w:rPr>
-        <w:t>」→「IO</w:t>
-      </w:r>
-      <w:r>
-        <w:rPr>
-          <w:rFonts w:ascii="Times New Roman" w:hAnsi="Times New Roman" w:eastAsia="Times New Roman" w:cs="Times New Roman"/>
-          <w:vertAlign w:val="subscript"/>
-        </w:rPr>
-        <w:t>6</w:t>
-      </w:r>
-      <w:r>
-        <w:rPr>
-          <w:rFonts w:ascii="Times New Roman" w:hAnsi="Times New Roman" w:eastAsia="Times New Roman" w:cs="Times New Roman"/>
-          <w:vertAlign w:val="superscript"/>
-        </w:rPr>
-        <w:t>5-</w:t>
-      </w:r>
+        <w:t xml:space="preserve"> OCR「</w:t>
+      </w:r>
+      <m:oMath>
+        <m:r>
+          <m:t>I</m:t>
+        </m:r>
+        <m:sSubSup>
+          <m:e>
+            <m:r>
+              <m:t>O</m:t>
+            </m:r>
+          </m:e>
+          <m:sub>
+            <m:r>
+              <m:t>6</m:t>
+            </m:r>
+          </m:sub>
+          <m:sup>
+            <m:r>
+              <m:t>2</m:t>
+            </m:r>
+            <m:r>
+              <m:rPr>
+                <m:sty m:val="p"/>
+              </m:rPr>
+              <m:t>−</m:t>
+            </m:r>
+          </m:sup>
+        </m:sSubSup>
+      </m:oMath>
+      <w:r>
+        <w:rPr>
+          <w:rFonts w:ascii="Times New Roman" w:hAnsi="Times New Roman" w:eastAsia="Times New Roman" w:cs="Times New Roman"/>
+        </w:rPr>
+        <w:t xml:space="preserve">」→「</w:t>
+      </w:r>
+      <m:oMath>
+        <m:r>
+          <m:t>I</m:t>
+        </m:r>
+        <m:sSubSup>
+          <m:e>
+            <m:r>
+              <m:t>O</m:t>
+            </m:r>
+          </m:e>
+          <m:sub>
+            <m:r>
+              <m:t>6</m:t>
+            </m:r>
+          </m:sub>
+          <m:sup>
+            <m:r>
+              <m:t>5</m:t>
+            </m:r>
+            <m:r>
+              <m:rPr>
+                <m:sty m:val="p"/>
+              </m:rPr>
+              <m:t>−</m:t>
+            </m:r>
+          </m:sup>
+        </m:sSubSup>
+      </m:oMath>
       <w:r>
         <w:rPr>
           <w:rFonts w:ascii="Times New Roman" w:hAnsi="Times New Roman" w:eastAsia="Times New Roman" w:cs="Times New Roman"/>
@@ -12904,22 +13153,36 @@
         <w:rPr>
           <w:rFonts w:ascii="Times New Roman" w:hAnsi="Times New Roman" w:eastAsia="Times New Roman" w:cs="Times New Roman"/>
         </w:rPr>
-        <w:t xml:space="preserve"> IO</w:t>
-      </w:r>
-      <w:r>
-        <w:rPr>
-          <w:rFonts w:ascii="Times New Roman" w:hAnsi="Times New Roman" w:eastAsia="Times New Roman" w:cs="Times New Roman"/>
-          <w:vertAlign w:val="subscript"/>
-        </w:rPr>
-        <w:t>6</w:t>
-      </w:r>
-      <w:r>
-        <w:rPr>
-          <w:rFonts w:ascii="Times New Roman" w:hAnsi="Times New Roman" w:eastAsia="Times New Roman" w:cs="Times New Roman"/>
-          <w:vertAlign w:val="superscript"/>
-        </w:rPr>
-        <w:t>5-</w:t>
-      </w:r>
+        <w:t xml:space="preserve"> </w:t>
+      </w:r>
+      <m:oMath>
+        <m:r>
+          <m:t>I</m:t>
+        </m:r>
+        <m:sSubSup>
+          <m:e>
+            <m:r>
+              <m:t>O</m:t>
+            </m:r>
+          </m:e>
+          <m:sub>
+            <m:r>
+              <m:t>6</m:t>
+            </m:r>
+          </m:sub>
+          <m:sup>
+            <m:r>
+              <m:t>5</m:t>
+            </m:r>
+            <m:r>
+              <m:rPr>
+                <m:sty m:val="p"/>
+              </m:rPr>
+              <m:t>−</m:t>
+            </m:r>
+          </m:sup>
+        </m:sSubSup>
+      </m:oMath>
       <w:r>
         <w:rPr>
           <w:rFonts w:ascii="Times New Roman" w:hAnsi="Times New Roman" w:eastAsia="Times New Roman" w:cs="Times New Roman"/>
@@ -14039,15 +14302,31 @@
         <w:rPr>
           <w:rFonts w:ascii="Times New Roman" w:hAnsi="Times New Roman" w:eastAsia="Times New Roman" w:cs="Times New Roman"/>
         </w:rPr>
-        <w:t xml:space="preserve"> CuSO</w:t>
-      </w:r>
-      <w:r>
-        <w:rPr>
-          <w:rFonts w:ascii="Times New Roman" w:hAnsi="Times New Roman" w:eastAsia="Times New Roman" w:cs="Times New Roman"/>
-          <w:vertAlign w:val="subscript"/>
-        </w:rPr>
-        <w:t>4</w:t>
-      </w:r>
+        <w:t xml:space="preserve"> </w:t>
+      </w:r>
+      <m:oMath>
+        <m:r>
+          <m:t>C</m:t>
+        </m:r>
+        <m:r>
+          <m:t>u</m:t>
+        </m:r>
+        <m:r>
+          <m:t>S</m:t>
+        </m:r>
+        <m:sSub>
+          <m:e>
+            <m:r>
+              <m:t>O</m:t>
+            </m:r>
+          </m:e>
+          <m:sub>
+            <m:r>
+              <m:t>4</m:t>
+            </m:r>
+          </m:sub>
+        </m:sSub>
+      </m:oMath>
       <w:r>
         <w:rPr>
           <w:rFonts w:ascii="Times New Roman" w:hAnsi="Times New Roman" w:eastAsia="Times New Roman" w:cs="Times New Roman"/>
@@ -15445,15 +15724,31 @@
         <w:rPr>
           <w:rFonts w:ascii="Times New Roman" w:hAnsi="Times New Roman" w:eastAsia="Times New Roman" w:cs="Times New Roman"/>
         </w:rPr>
-        <w:t xml:space="preserve"> NaHB</w:t>
-      </w:r>
-      <w:r>
-        <w:rPr>
-          <w:rFonts w:ascii="Times New Roman" w:hAnsi="Times New Roman" w:eastAsia="Times New Roman" w:cs="Times New Roman"/>
-          <w:vertAlign w:val="subscript"/>
-        </w:rPr>
-        <w:t>4</w:t>
-      </w:r>
+        <w:t xml:space="preserve"> </w:t>
+      </w:r>
+      <m:oMath>
+        <m:r>
+          <m:t>N</m:t>
+        </m:r>
+        <m:r>
+          <m:t>a</m:t>
+        </m:r>
+        <m:r>
+          <m:t>H</m:t>
+        </m:r>
+        <m:sSub>
+          <m:e>
+            <m:r>
+              <m:t>B</m:t>
+            </m:r>
+          </m:e>
+          <m:sub>
+            <m:r>
+              <m:t>4</m:t>
+            </m:r>
+          </m:sub>
+        </m:sSub>
+      </m:oMath>
       <w:r>
         <w:rPr>
           <w:rFonts w:ascii="Times New Roman" w:hAnsi="Times New Roman" w:eastAsia="Times New Roman" w:cs="Times New Roman"/>
@@ -15536,15 +15831,31 @@
         <w:rPr>
           <w:rFonts w:ascii="Times New Roman" w:hAnsi="Times New Roman" w:eastAsia="Times New Roman" w:cs="Times New Roman"/>
         </w:rPr>
-        <w:t xml:space="preserve"> NaBH</w:t>
-      </w:r>
-      <w:r>
-        <w:rPr>
-          <w:rFonts w:ascii="Times New Roman" w:hAnsi="Times New Roman" w:eastAsia="Times New Roman" w:cs="Times New Roman"/>
-          <w:vertAlign w:val="subscript"/>
-        </w:rPr>
-        <w:t>4</w:t>
-      </w:r>
+        <w:t xml:space="preserve"> </w:t>
+      </w:r>
+      <m:oMath>
+        <m:r>
+          <m:t>N</m:t>
+        </m:r>
+        <m:r>
+          <m:t>a</m:t>
+        </m:r>
+        <m:r>
+          <m:t>B</m:t>
+        </m:r>
+        <m:sSub>
+          <m:e>
+            <m:r>
+              <m:t>H</m:t>
+            </m:r>
+          </m:e>
+          <m:sub>
+            <m:r>
+              <m:t>4</m:t>
+            </m:r>
+          </m:sub>
+        </m:sSub>
+      </m:oMath>
       <w:r>
         <w:rPr>
           <w:rFonts w:ascii="Times New Roman" w:hAnsi="Times New Roman" w:eastAsia="Times New Roman" w:cs="Times New Roman"/>
@@ -15674,15 +15985,31 @@
         <w:rPr>
           <w:rFonts w:ascii="Times New Roman" w:hAnsi="Times New Roman" w:eastAsia="Times New Roman" w:cs="Times New Roman"/>
         </w:rPr>
-        <w:t xml:space="preserve"> NaHB</w:t>
-      </w:r>
-      <w:r>
-        <w:rPr>
-          <w:rFonts w:ascii="Times New Roman" w:hAnsi="Times New Roman" w:eastAsia="Times New Roman" w:cs="Times New Roman"/>
-          <w:vertAlign w:val="subscript"/>
-        </w:rPr>
-        <w:t>4</w:t>
-      </w:r>
+        <w:t xml:space="preserve"> </w:t>
+      </w:r>
+      <m:oMath>
+        <m:r>
+          <m:t>N</m:t>
+        </m:r>
+        <m:r>
+          <m:t>a</m:t>
+        </m:r>
+        <m:r>
+          <m:t>H</m:t>
+        </m:r>
+        <m:sSub>
+          <m:e>
+            <m:r>
+              <m:t>B</m:t>
+            </m:r>
+          </m:e>
+          <m:sub>
+            <m:r>
+              <m:t>4</m:t>
+            </m:r>
+          </m:sub>
+        </m:sSub>
+      </m:oMath>
       <w:r>
         <w:rPr>
           <w:rFonts w:ascii="Times New Roman" w:hAnsi="Times New Roman" w:eastAsia="Times New Roman" w:cs="Times New Roman"/>
@@ -15883,15 +16210,31 @@
         <w:rPr>
           <w:rFonts w:ascii="Times New Roman" w:hAnsi="Times New Roman" w:eastAsia="Times New Roman" w:cs="Times New Roman"/>
         </w:rPr>
-        <w:t xml:space="preserve"> NaHB</w:t>
-      </w:r>
-      <w:r>
-        <w:rPr>
-          <w:rFonts w:ascii="Times New Roman" w:hAnsi="Times New Roman" w:eastAsia="Times New Roman" w:cs="Times New Roman"/>
-          <w:vertAlign w:val="subscript"/>
-        </w:rPr>
-        <w:t>4</w:t>
-      </w:r>
+        <w:t xml:space="preserve"> </w:t>
+      </w:r>
+      <m:oMath>
+        <m:r>
+          <m:t>N</m:t>
+        </m:r>
+        <m:r>
+          <m:t>a</m:t>
+        </m:r>
+        <m:r>
+          <m:t>H</m:t>
+        </m:r>
+        <m:sSub>
+          <m:e>
+            <m:r>
+              <m:t>B</m:t>
+            </m:r>
+          </m:e>
+          <m:sub>
+            <m:r>
+              <m:t>4</m:t>
+            </m:r>
+          </m:sub>
+        </m:sSub>
+      </m:oMath>
       <w:r>
         <w:rPr>
           <w:rFonts w:ascii="Times New Roman" w:hAnsi="Times New Roman" w:eastAsia="Times New Roman" w:cs="Times New Roman"/>
@@ -17279,15 +17622,28 @@
         <w:rPr>
           <w:rFonts w:ascii="Times New Roman" w:hAnsi="Times New Roman" w:eastAsia="Times New Roman" w:cs="Times New Roman"/>
         </w:rPr>
-        <w:t xml:space="preserve"> Z</w:t>
-      </w:r>
-      <w:r>
-        <w:rPr>
-          <w:rFonts w:ascii="Times New Roman" w:hAnsi="Times New Roman" w:eastAsia="Times New Roman" w:cs="Times New Roman"/>
-          <w:vertAlign w:val="superscript"/>
-        </w:rPr>
-        <w:t>2-</w:t>
-      </w:r>
+        <w:t xml:space="preserve"> </w:t>
+      </w:r>
+      <m:oMath>
+        <m:sSup>
+          <m:e>
+            <m:r>
+              <m:t>Z</m:t>
+            </m:r>
+          </m:e>
+          <m:sup>
+            <m:r>
+              <m:t>2</m:t>
+            </m:r>
+            <m:r>
+              <m:rPr>
+                <m:sty m:val="p"/>
+              </m:rPr>
+              <m:t>−</m:t>
+            </m:r>
+          </m:sup>
+        </m:sSup>
+      </m:oMath>
       <w:r>
         <w:rPr>
           <w:rFonts w:ascii="Times New Roman" w:hAnsi="Times New Roman" w:eastAsia="Times New Roman" w:cs="Times New Roman"/>
@@ -17378,15 +17734,28 @@
         <w:rPr>
           <w:rFonts w:ascii="Times New Roman" w:hAnsi="Times New Roman" w:eastAsia="Times New Roman" w:cs="Times New Roman"/>
         </w:rPr>
-        <w:t xml:space="preserve"> Z</w:t>
-      </w:r>
-      <w:r>
-        <w:rPr>
-          <w:rFonts w:ascii="Times New Roman" w:hAnsi="Times New Roman" w:eastAsia="Times New Roman" w:cs="Times New Roman"/>
-          <w:vertAlign w:val="superscript"/>
-        </w:rPr>
-        <w:t>2-</w:t>
-      </w:r>
+        <w:t xml:space="preserve"> </w:t>
+      </w:r>
+      <m:oMath>
+        <m:sSup>
+          <m:e>
+            <m:r>
+              <m:t>Z</m:t>
+            </m:r>
+          </m:e>
+          <m:sup>
+            <m:r>
+              <m:t>2</m:t>
+            </m:r>
+            <m:r>
+              <m:rPr>
+                <m:sty m:val="p"/>
+              </m:rPr>
+              <m:t>−</m:t>
+            </m:r>
+          </m:sup>
+        </m:sSup>
+      </m:oMath>
       <w:r>
         <w:rPr>
           <w:rFonts w:ascii="Times New Roman" w:hAnsi="Times New Roman" w:eastAsia="Times New Roman" w:cs="Times New Roman"/>
@@ -20280,7 +20649,7 @@
     <ns0:name ns0:val="Verbatim Char"/>
     <ns0:basedOn ns0:val="BodyTextChar"/>
     <ns0:rPr>
-      <ns0:rFonts ns0:ascii="Times New Roman" ns0:cs="Times New Roman" ns0:eastAsia="FangSong" ns0:hAnsi="Times New Roman"/>
+      <ns0:rFonts ns0:ascii="SimSun" ns0:cs="SimSun" ns0:eastAsia="SimSun" ns0:hAnsi="SimSun"/>
       <ns0:b ns0:val="0"/>
       <ns0:sz ns0:val="20"/>
     </ns0:rPr>
@@ -20334,7 +20703,7 @@
       <w:wordWrap w:val="off"/>
     </w:pPr>
     <ns0:rPr>
-      <w:rFonts ns0:ascii="Times New Roman" ns0:hAnsi="Times New Roman" ns0:eastAsia="FangSong" ns0:cs="Times New Roman"/>
+      <w:rFonts ns0:ascii="SimSun" ns0:hAnsi="SimSun" ns0:eastAsia="SimSun" ns0:cs="SimSun"/>
     </ns0:rPr>
   </w:style>
   <w:style w:type="character" w:customStyle="1" w:styleId="KeywordTok">

--- a/00-首页/题组Word/专项卷/一分册/专项卷VI-学生版.docx
+++ b/00-首页/题组Word/专项卷/一分册/专项卷VI-学生版.docx
@@ -397,6 +397,16 @@
         <w:t xml:space="preserve">与短周期金属元素形成的化合物都是离子晶体</w:t>
       </w:r>
     </w:p>
+    <w:p>
+      <w:pPr>
+        <w:spacing w:before="0" w:after="0"/>
+      </w:pPr>
+    </w:p>
+    <w:p>
+      <w:pPr>
+        <w:spacing w:before="0" w:after="0"/>
+      </w:pPr>
+    </w:p>
     <w:bookmarkEnd w:id="10"/>
     <w:bookmarkStart w:id="11" w:name="第-2-题"/>
     <w:p>
@@ -727,6 +737,31 @@
         </w:rPr>
         <w:t>。</w:t>
       </w:r>
+    </w:p>
+    <w:p>
+      <w:pPr>
+        <w:spacing w:before="0" w:after="0"/>
+      </w:pPr>
+    </w:p>
+    <w:p>
+      <w:pPr>
+        <w:spacing w:before="0" w:after="0"/>
+      </w:pPr>
+    </w:p>
+    <w:p>
+      <w:pPr>
+        <w:spacing w:before="0" w:after="0"/>
+      </w:pPr>
+    </w:p>
+    <w:p>
+      <w:pPr>
+        <w:spacing w:before="0" w:after="0"/>
+      </w:pPr>
+    </w:p>
+    <w:p>
+      <w:pPr>
+        <w:spacing w:before="0" w:after="0"/>
+      </w:pPr>
     </w:p>
     <w:bookmarkEnd w:id="11"/>
     <w:bookmarkStart w:id="12" w:name="第-3-题"/>
@@ -1653,6 +1688,46 @@
         <w:t>____。</w:t>
       </w:r>
     </w:p>
+    <w:p>
+      <w:pPr>
+        <w:spacing w:before="0" w:after="0"/>
+      </w:pPr>
+    </w:p>
+    <w:p>
+      <w:pPr>
+        <w:spacing w:before="0" w:after="0"/>
+      </w:pPr>
+    </w:p>
+    <w:p>
+      <w:pPr>
+        <w:spacing w:before="0" w:after="0"/>
+      </w:pPr>
+    </w:p>
+    <w:p>
+      <w:pPr>
+        <w:spacing w:before="0" w:after="0"/>
+      </w:pPr>
+    </w:p>
+    <w:p>
+      <w:pPr>
+        <w:spacing w:before="0" w:after="0"/>
+      </w:pPr>
+    </w:p>
+    <w:p>
+      <w:pPr>
+        <w:spacing w:before="0" w:after="0"/>
+      </w:pPr>
+    </w:p>
+    <w:p>
+      <w:pPr>
+        <w:spacing w:before="0" w:after="0"/>
+      </w:pPr>
+    </w:p>
+    <w:p>
+      <w:pPr>
+        <w:spacing w:before="0" w:after="0"/>
+      </w:pPr>
+    </w:p>
     <w:bookmarkEnd w:id="12"/>
     <w:bookmarkStart w:id="13" w:name="第-4-题"/>
     <w:p>
@@ -2039,6 +2114,31 @@
         </w:rPr>
         <w:t>？</w:t>
       </w:r>
+    </w:p>
+    <w:p>
+      <w:pPr>
+        <w:spacing w:before="0" w:after="0"/>
+      </w:pPr>
+    </w:p>
+    <w:p>
+      <w:pPr>
+        <w:spacing w:before="0" w:after="0"/>
+      </w:pPr>
+    </w:p>
+    <w:p>
+      <w:pPr>
+        <w:spacing w:before="0" w:after="0"/>
+      </w:pPr>
+    </w:p>
+    <w:p>
+      <w:pPr>
+        <w:spacing w:before="0" w:after="0"/>
+      </w:pPr>
+    </w:p>
+    <w:p>
+      <w:pPr>
+        <w:spacing w:before="0" w:after="0"/>
+      </w:pPr>
     </w:p>
     <w:bookmarkEnd w:id="13"/>
     <w:bookmarkStart w:id="14" w:name="第-5-题"/>
@@ -3172,6 +3272,16 @@
         </m:r>
       </m:oMath>
     </w:p>
+    <w:p>
+      <w:pPr>
+        <w:spacing w:before="0" w:after="0"/>
+      </w:pPr>
+    </w:p>
+    <w:p>
+      <w:pPr>
+        <w:spacing w:before="0" w:after="0"/>
+      </w:pPr>
+    </w:p>
     <w:bookmarkEnd w:id="14"/>
     <w:bookmarkStart w:id="15" w:name="第-6-题"/>
     <w:p>
@@ -3407,6 +3517,31 @@
         </w:rPr>
         <w:t>。</w:t>
       </w:r>
+    </w:p>
+    <w:p>
+      <w:pPr>
+        <w:spacing w:before="0" w:after="0"/>
+      </w:pPr>
+    </w:p>
+    <w:p>
+      <w:pPr>
+        <w:spacing w:before="0" w:after="0"/>
+      </w:pPr>
+    </w:p>
+    <w:p>
+      <w:pPr>
+        <w:spacing w:before="0" w:after="0"/>
+      </w:pPr>
+    </w:p>
+    <w:p>
+      <w:pPr>
+        <w:spacing w:before="0" w:after="0"/>
+      </w:pPr>
+    </w:p>
+    <w:p>
+      <w:pPr>
+        <w:spacing w:before="0" w:after="0"/>
+      </w:pPr>
     </w:p>
     <w:bookmarkEnd w:id="15"/>
     <w:bookmarkStart w:id="16" w:name="第-7-题"/>
@@ -4093,6 +4228,46 @@
         <w:t>。</w:t>
       </w:r>
     </w:p>
+    <w:p>
+      <w:pPr>
+        <w:spacing w:before="0" w:after="0"/>
+      </w:pPr>
+    </w:p>
+    <w:p>
+      <w:pPr>
+        <w:spacing w:before="0" w:after="0"/>
+      </w:pPr>
+    </w:p>
+    <w:p>
+      <w:pPr>
+        <w:spacing w:before="0" w:after="0"/>
+      </w:pPr>
+    </w:p>
+    <w:p>
+      <w:pPr>
+        <w:spacing w:before="0" w:after="0"/>
+      </w:pPr>
+    </w:p>
+    <w:p>
+      <w:pPr>
+        <w:spacing w:before="0" w:after="0"/>
+      </w:pPr>
+    </w:p>
+    <w:p>
+      <w:pPr>
+        <w:spacing w:before="0" w:after="0"/>
+      </w:pPr>
+    </w:p>
+    <w:p>
+      <w:pPr>
+        <w:spacing w:before="0" w:after="0"/>
+      </w:pPr>
+    </w:p>
+    <w:p>
+      <w:pPr>
+        <w:spacing w:before="0" w:after="0"/>
+      </w:pPr>
+    </w:p>
     <w:bookmarkEnd w:id="16"/>
     <w:bookmarkStart w:id="20" w:name="第-8-题"/>
     <w:p>
@@ -4319,7 +4494,7 @@
         </w:rPr>
         <w:drawing>
           <wp:inline>
-            <wp:extent cx="3240000" cy="2610708"/>
+            <wp:extent cx="3240000" cy="2605714"/>
             <wp:effectExtent b="0" l="0" r="0" t="0"/>
             <wp:docPr descr="" title="" id="18" name="Picture"/>
             <a:graphic>
@@ -4340,7 +4515,7 @@
                   <pic:spPr bwMode="auto">
                     <a:xfrm>
                       <a:off x="0" y="0"/>
-                      <a:ext cx="3240000" cy="2610708"/>
+                      <a:ext cx="3240000" cy="2605714"/>
                     </a:xfrm>
                     <a:prstGeom prst="rect">
                       <a:avLst/>
@@ -4814,6 +4989,8 @@
     <w:p>
       <w:pPr>
         <w:pStyle w:val="FirstParagraph"/>
+        <w:ind w:left="480" w:hanging="480"/>
+        <w:spacing w:after="0"/>
       </w:pPr>
       <w:r>
         <w:rPr>
@@ -4843,7 +5020,20 @@
         <w:rPr>
           <w:rFonts w:ascii="Times New Roman" w:hAnsi="Times New Roman" w:eastAsia="Times New Roman" w:cs="Times New Roman"/>
         </w:rPr>
-        <w:t xml:space="preserve">　B. a </w:t>
+        <w:t xml:space="preserve">　</w:t>
+      </w:r>
+    </w:p>
+    <w:p>
+      <w:pPr>
+        <w:pStyle w:val="FirstParagraph"/>
+        <w:ind w:left="480" w:hanging="480"/>
+        <w:spacing w:before="0" w:after="0"/>
+      </w:pPr>
+      <w:r>
+        <w:rPr>
+          <w:rFonts w:ascii="Times New Roman" w:hAnsi="Times New Roman" w:eastAsia="Times New Roman" w:cs="Times New Roman"/>
+        </w:rPr>
+        <w:t xml:space="preserve">B. a </w:t>
       </w:r>
       <w:r>
         <w:rPr>
@@ -4867,7 +5057,20 @@
         <w:rPr>
           <w:rFonts w:ascii="Times New Roman" w:hAnsi="Times New Roman" w:eastAsia="Times New Roman" w:cs="Times New Roman"/>
         </w:rPr>
-        <w:t xml:space="preserve">　C. b </w:t>
+        <w:t xml:space="preserve">　</w:t>
+      </w:r>
+    </w:p>
+    <w:p>
+      <w:pPr>
+        <w:pStyle w:val="FirstParagraph"/>
+        <w:ind w:left="480" w:hanging="480"/>
+        <w:spacing w:before="0" w:after="0"/>
+      </w:pPr>
+      <w:r>
+        <w:rPr>
+          <w:rFonts w:ascii="Times New Roman" w:hAnsi="Times New Roman" w:eastAsia="Times New Roman" w:cs="Times New Roman"/>
+        </w:rPr>
+        <w:t xml:space="preserve">C. b </w:t>
       </w:r>
       <w:r>
         <w:rPr>
@@ -4891,7 +5094,20 @@
         <w:rPr>
           <w:rFonts w:ascii="Times New Roman" w:hAnsi="Times New Roman" w:eastAsia="Times New Roman" w:cs="Times New Roman"/>
         </w:rPr>
-        <w:t xml:space="preserve">　D. a </w:t>
+        <w:t xml:space="preserve">　</w:t>
+      </w:r>
+    </w:p>
+    <w:p>
+      <w:pPr>
+        <w:pStyle w:val="FirstParagraph"/>
+        <w:ind w:left="480" w:hanging="480"/>
+        <w:spacing w:before="0" w:after="180"/>
+      </w:pPr>
+      <w:r>
+        <w:rPr>
+          <w:rFonts w:ascii="Times New Roman" w:hAnsi="Times New Roman" w:eastAsia="Times New Roman" w:cs="Times New Roman"/>
+        </w:rPr>
+        <w:t xml:space="preserve">D. a </w:t>
       </w:r>
       <w:r>
         <w:rPr>
@@ -5844,6 +6060,16 @@
           <m:t>)</m:t>
         </m:r>
       </m:oMath>
+    </w:p>
+    <w:p>
+      <w:pPr>
+        <w:spacing w:before="0" w:after="0"/>
+      </w:pPr>
+    </w:p>
+    <w:p>
+      <w:pPr>
+        <w:spacing w:before="0" w:after="0"/>
+      </w:pPr>
     </w:p>
     <w:bookmarkEnd w:id="20"/>
     <w:bookmarkStart w:id="21" w:name="第-9-题"/>
@@ -6183,6 +6409,31 @@
         </w:rPr>
         <w:t>。</w:t>
       </w:r>
+    </w:p>
+    <w:p>
+      <w:pPr>
+        <w:spacing w:before="0" w:after="0"/>
+      </w:pPr>
+    </w:p>
+    <w:p>
+      <w:pPr>
+        <w:spacing w:before="0" w:after="0"/>
+      </w:pPr>
+    </w:p>
+    <w:p>
+      <w:pPr>
+        <w:spacing w:before="0" w:after="0"/>
+      </w:pPr>
+    </w:p>
+    <w:p>
+      <w:pPr>
+        <w:spacing w:before="0" w:after="0"/>
+      </w:pPr>
+    </w:p>
+    <w:p>
+      <w:pPr>
+        <w:spacing w:before="0" w:after="0"/>
+      </w:pPr>
     </w:p>
     <w:bookmarkEnd w:id="21"/>
     <w:bookmarkStart w:id="22" w:name="第-10-题"/>
@@ -7040,6 +7291,46 @@
         <w:t>）</w:t>
       </w:r>
     </w:p>
+    <w:p>
+      <w:pPr>
+        <w:spacing w:before="0" w:after="0"/>
+      </w:pPr>
+    </w:p>
+    <w:p>
+      <w:pPr>
+        <w:spacing w:before="0" w:after="0"/>
+      </w:pPr>
+    </w:p>
+    <w:p>
+      <w:pPr>
+        <w:spacing w:before="0" w:after="0"/>
+      </w:pPr>
+    </w:p>
+    <w:p>
+      <w:pPr>
+        <w:spacing w:before="0" w:after="0"/>
+      </w:pPr>
+    </w:p>
+    <w:p>
+      <w:pPr>
+        <w:spacing w:before="0" w:after="0"/>
+      </w:pPr>
+    </w:p>
+    <w:p>
+      <w:pPr>
+        <w:spacing w:before="0" w:after="0"/>
+      </w:pPr>
+    </w:p>
+    <w:p>
+      <w:pPr>
+        <w:spacing w:before="0" w:after="0"/>
+      </w:pPr>
+    </w:p>
+    <w:p>
+      <w:pPr>
+        <w:spacing w:before="0" w:after="0"/>
+      </w:pPr>
+    </w:p>
     <w:bookmarkEnd w:id="23"/>
     <w:bookmarkStart w:id="27" w:name="第-11-题"/>
     <w:p>
@@ -7191,7 +7482,7 @@
         </w:rPr>
         <w:drawing>
           <wp:inline>
-            <wp:extent cx="2908300" cy="3924300"/>
+            <wp:extent cx="2908300" cy="3838956"/>
             <wp:effectExtent b="0" l="0" r="0" t="0"/>
             <wp:docPr descr="" title="" id="25" name="Picture"/>
             <a:graphic>
@@ -7212,7 +7503,7 @@
                   <pic:spPr bwMode="auto">
                     <a:xfrm>
                       <a:off x="0" y="0"/>
-                      <a:ext cx="2908300" cy="3924300"/>
+                      <a:ext cx="2908300" cy="3838956"/>
                     </a:xfrm>
                     <a:prstGeom prst="rect">
                       <a:avLst/>
@@ -7282,6 +7573,31 @@
         </w:rPr>
         <w:t>？</w:t>
       </w:r>
+    </w:p>
+    <w:p>
+      <w:pPr>
+        <w:spacing w:before="0" w:after="0"/>
+      </w:pPr>
+    </w:p>
+    <w:p>
+      <w:pPr>
+        <w:spacing w:before="0" w:after="0"/>
+      </w:pPr>
+    </w:p>
+    <w:p>
+      <w:pPr>
+        <w:spacing w:before="0" w:after="0"/>
+      </w:pPr>
+    </w:p>
+    <w:p>
+      <w:pPr>
+        <w:spacing w:before="0" w:after="0"/>
+      </w:pPr>
+    </w:p>
+    <w:p>
+      <w:pPr>
+        <w:spacing w:before="0" w:after="0"/>
+      </w:pPr>
     </w:p>
     <w:bookmarkEnd w:id="27"/>
     <w:bookmarkStart w:id="28" w:name="第-12-题"/>
@@ -8645,6 +8961,46 @@
         <w:t>____。</w:t>
       </w:r>
     </w:p>
+    <w:p>
+      <w:pPr>
+        <w:spacing w:before="0" w:after="0"/>
+      </w:pPr>
+    </w:p>
+    <w:p>
+      <w:pPr>
+        <w:spacing w:before="0" w:after="0"/>
+      </w:pPr>
+    </w:p>
+    <w:p>
+      <w:pPr>
+        <w:spacing w:before="0" w:after="0"/>
+      </w:pPr>
+    </w:p>
+    <w:p>
+      <w:pPr>
+        <w:spacing w:before="0" w:after="0"/>
+      </w:pPr>
+    </w:p>
+    <w:p>
+      <w:pPr>
+        <w:spacing w:before="0" w:after="0"/>
+      </w:pPr>
+    </w:p>
+    <w:p>
+      <w:pPr>
+        <w:spacing w:before="0" w:after="0"/>
+      </w:pPr>
+    </w:p>
+    <w:p>
+      <w:pPr>
+        <w:spacing w:before="0" w:after="0"/>
+      </w:pPr>
+    </w:p>
+    <w:p>
+      <w:pPr>
+        <w:spacing w:before="0" w:after="0"/>
+      </w:pPr>
+    </w:p>
     <w:bookmarkEnd w:id="28"/>
     <w:bookmarkStart w:id="29" w:name="第-13-题"/>
     <w:p>
@@ -10006,6 +10362,46 @@
         <w:t>____。</w:t>
       </w:r>
     </w:p>
+    <w:p>
+      <w:pPr>
+        <w:spacing w:before="0" w:after="0"/>
+      </w:pPr>
+    </w:p>
+    <w:p>
+      <w:pPr>
+        <w:spacing w:before="0" w:after="0"/>
+      </w:pPr>
+    </w:p>
+    <w:p>
+      <w:pPr>
+        <w:spacing w:before="0" w:after="0"/>
+      </w:pPr>
+    </w:p>
+    <w:p>
+      <w:pPr>
+        <w:spacing w:before="0" w:after="0"/>
+      </w:pPr>
+    </w:p>
+    <w:p>
+      <w:pPr>
+        <w:spacing w:before="0" w:after="0"/>
+      </w:pPr>
+    </w:p>
+    <w:p>
+      <w:pPr>
+        <w:spacing w:before="0" w:after="0"/>
+      </w:pPr>
+    </w:p>
+    <w:p>
+      <w:pPr>
+        <w:spacing w:before="0" w:after="0"/>
+      </w:pPr>
+    </w:p>
+    <w:p>
+      <w:pPr>
+        <w:spacing w:before="0" w:after="0"/>
+      </w:pPr>
+    </w:p>
     <w:bookmarkEnd w:id="29"/>
     <w:bookmarkStart w:id="42" w:name="第-14-题"/>
     <w:p>
@@ -10404,7 +10800,7 @@
         </w:rPr>
         <w:drawing>
           <wp:inline>
-            <wp:extent cx="2616200" cy="2832100"/>
+            <wp:extent cx="2616200" cy="2823424"/>
             <wp:effectExtent b="0" l="0" r="0" t="0"/>
             <wp:docPr descr="" title="" id="31" name="Picture"/>
             <a:graphic>
@@ -10425,7 +10821,7 @@
                   <pic:spPr bwMode="auto">
                     <a:xfrm>
                       <a:off x="0" y="0"/>
-                      <a:ext cx="2616200" cy="2832100"/>
+                      <a:ext cx="2616200" cy="2823424"/>
                     </a:xfrm>
                     <a:prstGeom prst="rect">
                       <a:avLst/>
@@ -10468,7 +10864,7 @@
         </w:rPr>
         <w:drawing>
           <wp:inline>
-            <wp:extent cx="2654300" cy="2768600"/>
+            <wp:extent cx="2651617" cy="2768600"/>
             <wp:effectExtent b="0" l="0" r="0" t="0"/>
             <wp:docPr descr="" title="" id="34" name="Picture"/>
             <a:graphic>
@@ -10489,7 +10885,7 @@
                   <pic:spPr bwMode="auto">
                     <a:xfrm>
                       <a:off x="0" y="0"/>
-                      <a:ext cx="2654300" cy="2768600"/>
+                      <a:ext cx="2651617" cy="2768600"/>
                     </a:xfrm>
                     <a:prstGeom prst="rect">
                       <a:avLst/>
@@ -10532,7 +10928,7 @@
         </w:rPr>
         <w:drawing>
           <wp:inline>
-            <wp:extent cx="2628900" cy="2806700"/>
+            <wp:extent cx="2565400" cy="2806700"/>
             <wp:effectExtent b="0" l="0" r="0" t="0"/>
             <wp:docPr descr="" title="" id="37" name="Picture"/>
             <a:graphic>
@@ -10553,7 +10949,7 @@
                   <pic:spPr bwMode="auto">
                     <a:xfrm>
                       <a:off x="0" y="0"/>
-                      <a:ext cx="2628900" cy="2806700"/>
+                      <a:ext cx="2565400" cy="2806700"/>
                     </a:xfrm>
                     <a:prstGeom prst="rect">
                       <a:avLst/>
@@ -10596,7 +10992,7 @@
         </w:rPr>
         <w:drawing>
           <wp:inline>
-            <wp:extent cx="2628900" cy="2768600"/>
+            <wp:extent cx="2625621" cy="2768600"/>
             <wp:effectExtent b="0" l="0" r="0" t="0"/>
             <wp:docPr descr="" title="" id="40" name="Picture"/>
             <a:graphic>
@@ -10617,7 +11013,7 @@
                   <pic:spPr bwMode="auto">
                     <a:xfrm>
                       <a:off x="0" y="0"/>
-                      <a:ext cx="2628900" cy="2768600"/>
+                      <a:ext cx="2625621" cy="2768600"/>
                     </a:xfrm>
                     <a:prstGeom prst="rect">
                       <a:avLst/>
@@ -11086,6 +11482,46 @@
         </w:rPr>
         <w:t xml:space="preserve"> ____。</w:t>
       </w:r>
+    </w:p>
+    <w:p>
+      <w:pPr>
+        <w:spacing w:before="0" w:after="0"/>
+      </w:pPr>
+    </w:p>
+    <w:p>
+      <w:pPr>
+        <w:spacing w:before="0" w:after="0"/>
+      </w:pPr>
+    </w:p>
+    <w:p>
+      <w:pPr>
+        <w:spacing w:before="0" w:after="0"/>
+      </w:pPr>
+    </w:p>
+    <w:p>
+      <w:pPr>
+        <w:spacing w:before="0" w:after="0"/>
+      </w:pPr>
+    </w:p>
+    <w:p>
+      <w:pPr>
+        <w:spacing w:before="0" w:after="0"/>
+      </w:pPr>
+    </w:p>
+    <w:p>
+      <w:pPr>
+        <w:spacing w:before="0" w:after="0"/>
+      </w:pPr>
+    </w:p>
+    <w:p>
+      <w:pPr>
+        <w:spacing w:before="0" w:after="0"/>
+      </w:pPr>
+    </w:p>
+    <w:p>
+      <w:pPr>
+        <w:spacing w:before="0" w:after="0"/>
+      </w:pPr>
     </w:p>
     <w:bookmarkEnd w:id="42"/>
     <w:bookmarkStart w:id="43" w:name="第-15-题"/>
@@ -12085,6 +12521,46 @@
         <w:t>____。</w:t>
       </w:r>
     </w:p>
+    <w:p>
+      <w:pPr>
+        <w:spacing w:before="0" w:after="0"/>
+      </w:pPr>
+    </w:p>
+    <w:p>
+      <w:pPr>
+        <w:spacing w:before="0" w:after="0"/>
+      </w:pPr>
+    </w:p>
+    <w:p>
+      <w:pPr>
+        <w:spacing w:before="0" w:after="0"/>
+      </w:pPr>
+    </w:p>
+    <w:p>
+      <w:pPr>
+        <w:spacing w:before="0" w:after="0"/>
+      </w:pPr>
+    </w:p>
+    <w:p>
+      <w:pPr>
+        <w:spacing w:before="0" w:after="0"/>
+      </w:pPr>
+    </w:p>
+    <w:p>
+      <w:pPr>
+        <w:spacing w:before="0" w:after="0"/>
+      </w:pPr>
+    </w:p>
+    <w:p>
+      <w:pPr>
+        <w:spacing w:before="0" w:after="0"/>
+      </w:pPr>
+    </w:p>
+    <w:p>
+      <w:pPr>
+        <w:spacing w:before="0" w:after="0"/>
+      </w:pPr>
+    </w:p>
     <w:bookmarkEnd w:id="43"/>
     <w:bookmarkStart w:id="47" w:name="第-16-题"/>
     <w:p>
@@ -12458,7 +12934,7 @@
         </w:rPr>
         <w:drawing>
           <wp:inline>
-            <wp:extent cx="3240000" cy="2967032"/>
+            <wp:extent cx="3240000" cy="2961940"/>
             <wp:effectExtent b="0" l="0" r="0" t="0"/>
             <wp:docPr descr="" title="" id="45" name="Picture"/>
             <a:graphic>
@@ -12479,7 +12955,7 @@
                   <pic:spPr bwMode="auto">
                     <a:xfrm>
                       <a:off x="0" y="0"/>
-                      <a:ext cx="3240000" cy="2967032"/>
+                      <a:ext cx="3240000" cy="2961940"/>
                     </a:xfrm>
                     <a:prstGeom prst="rect">
                       <a:avLst/>
@@ -12498,6 +12974,31 @@
         </w:drawing>
       </w:r>
     </w:p>
+    <w:p>
+      <w:pPr>
+        <w:spacing w:before="0" w:after="0"/>
+      </w:pPr>
+    </w:p>
+    <w:p>
+      <w:pPr>
+        <w:spacing w:before="0" w:after="0"/>
+      </w:pPr>
+    </w:p>
+    <w:p>
+      <w:pPr>
+        <w:spacing w:before="0" w:after="0"/>
+      </w:pPr>
+    </w:p>
+    <w:p>
+      <w:pPr>
+        <w:spacing w:before="0" w:after="0"/>
+      </w:pPr>
+    </w:p>
+    <w:p>
+      <w:pPr>
+        <w:spacing w:before="0" w:after="0"/>
+      </w:pPr>
+    </w:p>
     <w:bookmarkEnd w:id="47"/>
     <w:bookmarkStart w:id="48" w:name="第-17-题"/>
     <w:p>
@@ -12791,6 +13292,8 @@
     <w:p>
       <w:pPr>
         <w:pStyle w:val="FirstParagraph"/>
+        <w:ind w:left="480" w:hanging="480"/>
+        <w:spacing w:after="0"/>
       </w:pPr>
       <w:r>
         <w:rPr>
@@ -12853,7 +13356,20 @@
         <w:rPr>
           <w:rFonts w:ascii="Times New Roman" w:hAnsi="Times New Roman" w:eastAsia="Times New Roman" w:cs="Times New Roman"/>
         </w:rPr>
-        <w:t xml:space="preserve">　B.</w:t>
+        <w:t xml:space="preserve">　</w:t>
+      </w:r>
+    </w:p>
+    <w:p>
+      <w:pPr>
+        <w:pStyle w:val="FirstParagraph"/>
+        <w:ind w:left="480" w:hanging="480"/>
+        <w:spacing w:before="0" w:after="0"/>
+      </w:pPr>
+      <w:r>
+        <w:rPr>
+          <w:rFonts w:ascii="Times New Roman" w:hAnsi="Times New Roman" w:eastAsia="Times New Roman" w:cs="Times New Roman"/>
+        </w:rPr>
+        <w:t xml:space="preserve">B.</w:t>
       </w:r>
       <w:r>
         <w:rPr>
@@ -12910,7 +13426,20 @@
         <w:rPr>
           <w:rFonts w:ascii="Times New Roman" w:hAnsi="Times New Roman" w:eastAsia="Times New Roman" w:cs="Times New Roman"/>
         </w:rPr>
-        <w:t xml:space="preserve">　C.</w:t>
+        <w:t xml:space="preserve">　</w:t>
+      </w:r>
+    </w:p>
+    <w:p>
+      <w:pPr>
+        <w:pStyle w:val="FirstParagraph"/>
+        <w:ind w:left="480" w:hanging="480"/>
+        <w:spacing w:before="0" w:after="0"/>
+      </w:pPr>
+      <w:r>
+        <w:rPr>
+          <w:rFonts w:ascii="Times New Roman" w:hAnsi="Times New Roman" w:eastAsia="Times New Roman" w:cs="Times New Roman"/>
+        </w:rPr>
+        <w:t xml:space="preserve">C.</w:t>
       </w:r>
       <w:r>
         <w:rPr>
@@ -12967,7 +13496,20 @@
         <w:rPr>
           <w:rFonts w:ascii="Times New Roman" w:hAnsi="Times New Roman" w:eastAsia="Times New Roman" w:cs="Times New Roman"/>
         </w:rPr>
-        <w:t xml:space="preserve">　D.</w:t>
+        <w:t xml:space="preserve">　</w:t>
+      </w:r>
+    </w:p>
+    <w:p>
+      <w:pPr>
+        <w:pStyle w:val="FirstParagraph"/>
+        <w:ind w:left="480" w:hanging="480"/>
+        <w:spacing w:before="0" w:after="180"/>
+      </w:pPr>
+      <w:r>
+        <w:rPr>
+          <w:rFonts w:ascii="Times New Roman" w:hAnsi="Times New Roman" w:eastAsia="Times New Roman" w:cs="Times New Roman"/>
+        </w:rPr>
+        <w:t xml:space="preserve">D.</w:t>
       </w:r>
       <w:r>
         <w:rPr>
@@ -13021,304 +13563,6 @@
         </m:sSubSup>
       </m:oMath>
     </w:p>
-    <w:p>
-      <w:pPr>
-        <w:pStyle w:val="BlockText"/>
-      </w:pPr>
-      <w:r>
-        <w:rPr>
-          <w:rFonts w:hint="eastAsia" w:ascii="Times New Roman" w:hAnsi="Times New Roman" w:eastAsia="FangSong" w:cs="Times New Roman"/>
-          <w:b/>
-          <w:bCs/>
-        </w:rPr>
-        <w:t xml:space="preserve">校勘注</w:t>
-      </w:r>
-      <w:r>
-        <w:rPr>
-          <w:rFonts w:hint="eastAsia" w:ascii="Times New Roman" w:hAnsi="Times New Roman" w:eastAsia="Times New Roman" w:cs="Times New Roman"/>
-        </w:rPr>
-        <w:t>：</w:t>
-      </w:r>
-      <w:r>
-        <w:rPr>
-          <w:rFonts w:hint="eastAsia" w:ascii="Times New Roman" w:hAnsi="Times New Roman" w:eastAsia="FangSong" w:cs="Times New Roman"/>
-        </w:rPr>
-        <w:t>题面原书</w:t>
-      </w:r>
-      <w:r>
-        <w:rPr>
-          <w:rFonts w:ascii="Times New Roman" w:hAnsi="Times New Roman" w:eastAsia="Times New Roman" w:cs="Times New Roman"/>
-        </w:rPr>
-        <w:t xml:space="preserve"> OCR「</w:t>
-      </w:r>
-      <m:oMath>
-        <m:r>
-          <m:t>I</m:t>
-        </m:r>
-        <m:sSubSup>
-          <m:e>
-            <m:r>
-              <m:t>O</m:t>
-            </m:r>
-          </m:e>
-          <m:sub>
-            <m:r>
-              <m:t>6</m:t>
-            </m:r>
-          </m:sub>
-          <m:sup>
-            <m:r>
-              <m:t>2</m:t>
-            </m:r>
-            <m:r>
-              <m:rPr>
-                <m:sty m:val="p"/>
-              </m:rPr>
-              <m:t>−</m:t>
-            </m:r>
-          </m:sup>
-        </m:sSubSup>
-      </m:oMath>
-      <w:r>
-        <w:rPr>
-          <w:rFonts w:ascii="Times New Roman" w:hAnsi="Times New Roman" w:eastAsia="Times New Roman" w:cs="Times New Roman"/>
-        </w:rPr>
-        <w:t xml:space="preserve">」→「</w:t>
-      </w:r>
-      <m:oMath>
-        <m:r>
-          <m:t>I</m:t>
-        </m:r>
-        <m:sSubSup>
-          <m:e>
-            <m:r>
-              <m:t>O</m:t>
-            </m:r>
-          </m:e>
-          <m:sub>
-            <m:r>
-              <m:t>6</m:t>
-            </m:r>
-          </m:sub>
-          <m:sup>
-            <m:r>
-              <m:t>5</m:t>
-            </m:r>
-            <m:r>
-              <m:rPr>
-                <m:sty m:val="p"/>
-              </m:rPr>
-              <m:t>−</m:t>
-            </m:r>
-          </m:sup>
-        </m:sSubSup>
-      </m:oMath>
-      <w:r>
-        <w:rPr>
-          <w:rFonts w:ascii="Times New Roman" w:hAnsi="Times New Roman" w:eastAsia="Times New Roman" w:cs="Times New Roman"/>
-        </w:rPr>
-        <w:t xml:space="preserve">」——I(+7)+6×O(−2)=−5 </w:t>
-      </w:r>
-      <w:r>
-        <w:rPr>
-          <w:rFonts w:hint="eastAsia" w:ascii="Times New Roman" w:hAnsi="Times New Roman" w:eastAsia="FangSong" w:cs="Times New Roman"/>
-        </w:rPr>
-        <w:t>方为电中性合理价态</w:t>
-      </w:r>
-      <w:r>
-        <w:rPr>
-          <w:rFonts w:hint="eastAsia" w:ascii="Times New Roman" w:hAnsi="Times New Roman" w:eastAsia="Times New Roman" w:cs="Times New Roman"/>
-        </w:rPr>
-        <w:t>；</w:t>
-      </w:r>
-      <w:r>
-        <w:rPr>
-          <w:rFonts w:hint="eastAsia" w:ascii="Times New Roman" w:hAnsi="Times New Roman" w:eastAsia="FangSong" w:cs="Times New Roman"/>
-        </w:rPr>
-        <w:t>且仅由</w:t>
-      </w:r>
-      <w:r>
-        <w:rPr>
-          <w:rFonts w:ascii="Times New Roman" w:hAnsi="Times New Roman" w:eastAsia="Times New Roman" w:cs="Times New Roman"/>
-        </w:rPr>
-        <w:t xml:space="preserve"> 2 </w:t>
-      </w:r>
-      <w:r>
-        <w:rPr>
-          <w:rFonts w:hint="eastAsia" w:ascii="Times New Roman" w:hAnsi="Times New Roman" w:eastAsia="FangSong" w:cs="Times New Roman"/>
-        </w:rPr>
-        <w:t xml:space="preserve">个</w:t>
-      </w:r>
-      <w:r>
-        <w:rPr>
-          <w:rFonts w:ascii="Times New Roman" w:hAnsi="Times New Roman" w:eastAsia="Times New Roman" w:cs="Times New Roman"/>
-        </w:rPr>
-        <w:t xml:space="preserve"> </w:t>
-      </w:r>
-      <m:oMath>
-        <m:r>
-          <m:t>I</m:t>
-        </m:r>
-        <m:sSubSup>
-          <m:e>
-            <m:r>
-              <m:t>O</m:t>
-            </m:r>
-          </m:e>
-          <m:sub>
-            <m:r>
-              <m:t>6</m:t>
-            </m:r>
-          </m:sub>
-          <m:sup>
-            <m:r>
-              <m:t>5</m:t>
-            </m:r>
-            <m:r>
-              <m:rPr>
-                <m:sty m:val="p"/>
-              </m:rPr>
-              <m:t>−</m:t>
-            </m:r>
-          </m:sup>
-        </m:sSubSup>
-      </m:oMath>
-      <w:r>
-        <w:rPr>
-          <w:rFonts w:ascii="Times New Roman" w:hAnsi="Times New Roman" w:eastAsia="Times New Roman" w:cs="Times New Roman"/>
-        </w:rPr>
-        <w:t xml:space="preserve"> </w:t>
-      </w:r>
-      <w:r>
-        <w:rPr>
-          <w:rFonts w:hint="eastAsia" w:ascii="Times New Roman" w:hAnsi="Times New Roman" w:eastAsia="FangSong" w:cs="Times New Roman"/>
-        </w:rPr>
-        <w:t>共用一面</w:t>
-      </w:r>
-      <w:r>
-        <w:rPr>
-          <w:rFonts w:hint="eastAsia" w:ascii="Times New Roman" w:hAnsi="Times New Roman" w:eastAsia="Times New Roman" w:cs="Times New Roman"/>
-        </w:rPr>
-        <w:t>（</w:t>
-      </w:r>
-      <w:r>
-        <w:rPr>
-          <w:rFonts w:hint="eastAsia" w:ascii="Times New Roman" w:hAnsi="Times New Roman" w:eastAsia="FangSong" w:cs="Times New Roman"/>
-        </w:rPr>
-        <w:t>去</w:t>
-      </w:r>
-      <w:r>
-        <w:rPr>
-          <w:rFonts w:ascii="Times New Roman" w:hAnsi="Times New Roman" w:eastAsia="Times New Roman" w:cs="Times New Roman"/>
-        </w:rPr>
-        <w:t xml:space="preserve"> 3 </w:t>
-      </w:r>
-      <w:r>
-        <w:rPr>
-          <w:rFonts w:hint="eastAsia" w:ascii="Times New Roman" w:hAnsi="Times New Roman" w:eastAsia="FangSong" w:cs="Times New Roman"/>
-        </w:rPr>
-        <w:t xml:space="preserve">个</w:t>
-      </w:r>
-      <w:r>
-        <w:rPr>
-          <w:rFonts w:ascii="Times New Roman" w:hAnsi="Times New Roman" w:eastAsia="Times New Roman" w:cs="Times New Roman"/>
-        </w:rPr>
-        <w:t xml:space="preserve"> </w:t>
-      </w:r>
-      <w:r>
-        <w:rPr>
-          <w:rFonts w:hint="eastAsia" w:ascii="Times New Roman" w:hAnsi="Times New Roman" w:eastAsia="Times New Roman" w:cs="Times New Roman"/>
-        </w:rPr>
-        <w:t>O）</w:t>
-      </w:r>
-      <w:r>
-        <w:rPr>
-          <w:rFonts w:hint="eastAsia" w:ascii="Times New Roman" w:hAnsi="Times New Roman" w:eastAsia="FangSong" w:cs="Times New Roman"/>
-        </w:rPr>
-        <w:t>才能得</w:t>
-      </w:r>
-      <w:r>
-        <w:rPr>
-          <w:rFonts w:ascii="Times New Roman" w:hAnsi="Times New Roman" w:eastAsia="Times New Roman" w:cs="Times New Roman"/>
-        </w:rPr>
-        <w:t xml:space="preserve"> </w:t>
-      </w:r>
-      <m:oMath>
-        <m:oMathPr>
-          <m:ctrlPr>
-            <w:rPr>
-              <w:sz w:val="28"/>
-              <w:szCs w:val="28"/>
-            </w:rPr>
-          </m:ctrlPr>
-        </m:oMathPr>
-        <m:sSub>
-          <m:e>
-            <m:r>
-              <m:t>I</m:t>
-            </m:r>
-          </m:e>
-          <m:sub>
-            <m:r>
-              <m:t>2</m:t>
-            </m:r>
-          </m:sub>
-        </m:sSub>
-        <m:sSubSup>
-          <m:e>
-            <m:r>
-              <m:t>O</m:t>
-            </m:r>
-          </m:e>
-          <m:sub>
-            <m:r>
-              <m:t>9</m:t>
-            </m:r>
-          </m:sub>
-          <m:sup>
-            <m:r>
-              <m:t>4</m:t>
-            </m:r>
-            <m:r>
-              <m:rPr>
-                <m:sty m:val="p"/>
-              </m:rPr>
-              <m:t>−</m:t>
-            </m:r>
-          </m:sup>
-        </m:sSubSup>
-      </m:oMath>
-      <w:r>
-        <w:rPr>
-          <w:rFonts w:hint="eastAsia" w:ascii="Times New Roman" w:hAnsi="Times New Roman" w:eastAsia="Times New Roman" w:cs="Times New Roman"/>
-        </w:rPr>
-        <w:t>（2×7−9×2=−4），</w:t>
-      </w:r>
-      <w:r>
-        <w:rPr>
-          <w:rFonts w:hint="eastAsia" w:ascii="Times New Roman" w:hAnsi="Times New Roman" w:eastAsia="FangSong" w:cs="Times New Roman"/>
-        </w:rPr>
-        <w:t>与答案</w:t>
-      </w:r>
-      <w:r>
-        <w:rPr>
-          <w:rFonts w:ascii="Times New Roman" w:hAnsi="Times New Roman" w:eastAsia="Times New Roman" w:cs="Times New Roman"/>
-        </w:rPr>
-        <w:t xml:space="preserve"> A </w:t>
-      </w:r>
-      <w:r>
-        <w:rPr>
-          <w:rFonts w:hint="eastAsia" w:ascii="Times New Roman" w:hAnsi="Times New Roman" w:eastAsia="FangSong" w:cs="Times New Roman"/>
-        </w:rPr>
-        <w:t>互证</w:t>
-      </w:r>
-      <w:r>
-        <w:rPr>
-          <w:rFonts w:hint="eastAsia" w:ascii="Times New Roman" w:hAnsi="Times New Roman" w:eastAsia="Times New Roman" w:cs="Times New Roman"/>
-        </w:rPr>
-        <w:t>。</w:t>
-      </w:r>
-    </w:p>
     <w:bookmarkEnd w:id="48"/>
     <w:bookmarkStart w:id="49" w:name="有机化学1-题"/>
     <w:p>
@@ -13356,6 +13600,16 @@
         </w:rPr>
         <w:t>）</w:t>
       </w:r>
+    </w:p>
+    <w:p>
+      <w:pPr>
+        <w:spacing w:before="0" w:after="0"/>
+      </w:pPr>
+    </w:p>
+    <w:p>
+      <w:pPr>
+        <w:spacing w:before="0" w:after="0"/>
+      </w:pPr>
     </w:p>
     <w:bookmarkEnd w:id="49"/>
     <w:bookmarkStart w:id="53" w:name="第-18-题"/>
@@ -13554,7 +13808,7 @@
         </w:rPr>
         <w:drawing>
           <wp:inline>
-            <wp:extent cx="3149600" cy="1104900"/>
+            <wp:extent cx="3149600" cy="1041400"/>
             <wp:effectExtent b="0" l="0" r="0" t="0"/>
             <wp:docPr descr="" title="" id="51" name="Picture"/>
             <a:graphic>
@@ -13575,7 +13829,7 @@
                   <pic:spPr bwMode="auto">
                     <a:xfrm>
                       <a:off x="0" y="0"/>
-                      <a:ext cx="3149600" cy="1104900"/>
+                      <a:ext cx="3149600" cy="1041400"/>
                     </a:xfrm>
                     <a:prstGeom prst="rect">
                       <a:avLst/>
@@ -13597,6 +13851,8 @@
     <w:p>
       <w:pPr>
         <w:pStyle w:val="BodyText"/>
+        <w:ind w:left="480" w:hanging="480"/>
+        <w:spacing w:after="0"/>
       </w:pPr>
       <w:r>
         <w:rPr>
@@ -13660,7 +13916,20 @@
         <w:rPr>
           <w:rFonts w:ascii="Times New Roman" w:hAnsi="Times New Roman" w:eastAsia="Times New Roman" w:cs="Times New Roman"/>
         </w:rPr>
-        <w:t xml:space="preserve">　B.</w:t>
+        <w:t xml:space="preserve">　</w:t>
+      </w:r>
+    </w:p>
+    <w:p>
+      <w:pPr>
+        <w:pStyle w:val="BodyText"/>
+        <w:ind w:left="480" w:hanging="480"/>
+        <w:spacing w:before="0" w:after="0"/>
+      </w:pPr>
+      <w:r>
+        <w:rPr>
+          <w:rFonts w:ascii="Times New Roman" w:hAnsi="Times New Roman" w:eastAsia="Times New Roman" w:cs="Times New Roman"/>
+        </w:rPr>
+        <w:t xml:space="preserve">B.</w:t>
       </w:r>
       <w:r>
         <w:rPr>
@@ -13715,7 +13984,20 @@
         <w:rPr>
           <w:rFonts w:ascii="Times New Roman" w:hAnsi="Times New Roman" w:eastAsia="Times New Roman" w:cs="Times New Roman"/>
         </w:rPr>
-        <w:t xml:space="preserve">　C.</w:t>
+        <w:t xml:space="preserve">　</w:t>
+      </w:r>
+    </w:p>
+    <w:p>
+      <w:pPr>
+        <w:pStyle w:val="BodyText"/>
+        <w:ind w:left="480" w:hanging="480"/>
+        <w:spacing w:before="0" w:after="0"/>
+      </w:pPr>
+      <w:r>
+        <w:rPr>
+          <w:rFonts w:ascii="Times New Roman" w:hAnsi="Times New Roman" w:eastAsia="Times New Roman" w:cs="Times New Roman"/>
+        </w:rPr>
+        <w:t xml:space="preserve">C.</w:t>
       </w:r>
       <w:r>
         <w:rPr>
@@ -13770,7 +14052,20 @@
         <w:rPr>
           <w:rFonts w:ascii="Times New Roman" w:hAnsi="Times New Roman" w:eastAsia="Times New Roman" w:cs="Times New Roman"/>
         </w:rPr>
-        <w:t xml:space="preserve">　D.</w:t>
+        <w:t xml:space="preserve">　</w:t>
+      </w:r>
+    </w:p>
+    <w:p>
+      <w:pPr>
+        <w:pStyle w:val="BodyText"/>
+        <w:ind w:left="480" w:hanging="480"/>
+        <w:spacing w:before="0" w:after="180"/>
+      </w:pPr>
+      <w:r>
+        <w:rPr>
+          <w:rFonts w:ascii="Times New Roman" w:hAnsi="Times New Roman" w:eastAsia="Times New Roman" w:cs="Times New Roman"/>
+        </w:rPr>
+        <w:t xml:space="preserve">D.</w:t>
       </w:r>
       <w:r>
         <w:rPr>
@@ -13863,6 +14158,16 @@
         <w:t>）</w:t>
       </w:r>
     </w:p>
+    <w:p>
+      <w:pPr>
+        <w:spacing w:before="0" w:after="0"/>
+      </w:pPr>
+    </w:p>
+    <w:p>
+      <w:pPr>
+        <w:spacing w:before="0" w:after="0"/>
+      </w:pPr>
+    </w:p>
     <w:bookmarkEnd w:id="54"/>
     <w:bookmarkStart w:id="55" w:name="第-19-题"/>
     <w:p>
@@ -13957,6 +14262,21 @@
         </w:rPr>
         <w:t>？</w:t>
       </w:r>
+    </w:p>
+    <w:p>
+      <w:pPr>
+        <w:spacing w:before="0" w:after="0"/>
+      </w:pPr>
+    </w:p>
+    <w:p>
+      <w:pPr>
+        <w:spacing w:before="0" w:after="0"/>
+      </w:pPr>
+    </w:p>
+    <w:p>
+      <w:pPr>
+        <w:spacing w:before="0" w:after="0"/>
+      </w:pPr>
     </w:p>
     <w:bookmarkEnd w:id="55"/>
     <w:bookmarkStart w:id="56" w:name="第-20-题"/>
@@ -14725,6 +15045,16 @@
         </m:r>
       </m:oMath>
     </w:p>
+    <w:p>
+      <w:pPr>
+        <w:spacing w:before="0" w:after="0"/>
+      </w:pPr>
+    </w:p>
+    <w:p>
+      <w:pPr>
+        <w:spacing w:before="0" w:after="0"/>
+      </w:pPr>
+    </w:p>
     <w:bookmarkEnd w:id="56"/>
     <w:bookmarkStart w:id="57" w:name="第-21-题"/>
     <w:p>
@@ -14975,6 +15305,31 @@
         </w:rPr>
         <w:t>。</w:t>
       </w:r>
+    </w:p>
+    <w:p>
+      <w:pPr>
+        <w:spacing w:before="0" w:after="0"/>
+      </w:pPr>
+    </w:p>
+    <w:p>
+      <w:pPr>
+        <w:spacing w:before="0" w:after="0"/>
+      </w:pPr>
+    </w:p>
+    <w:p>
+      <w:pPr>
+        <w:spacing w:before="0" w:after="0"/>
+      </w:pPr>
+    </w:p>
+    <w:p>
+      <w:pPr>
+        <w:spacing w:before="0" w:after="0"/>
+      </w:pPr>
+    </w:p>
+    <w:p>
+      <w:pPr>
+        <w:spacing w:before="0" w:after="0"/>
+      </w:pPr>
     </w:p>
     <w:bookmarkEnd w:id="57"/>
     <w:bookmarkStart w:id="58" w:name="第-22-题"/>
@@ -15636,6 +15991,16 @@
         </m:sSup>
       </m:oMath>
     </w:p>
+    <w:p>
+      <w:pPr>
+        <w:spacing w:before="0" w:after="0"/>
+      </w:pPr>
+    </w:p>
+    <w:p>
+      <w:pPr>
+        <w:spacing w:before="0" w:after="0"/>
+      </w:pPr>
+    </w:p>
     <w:bookmarkEnd w:id="58"/>
     <w:bookmarkStart w:id="59" w:name="第-23-题"/>
     <w:p>
@@ -15974,6 +16339,8 @@
     <w:p>
       <w:pPr>
         <w:pStyle w:val="FirstParagraph"/>
+        <w:ind w:left="480" w:hanging="480"/>
+        <w:spacing w:after="0"/>
       </w:pPr>
       <w:r>
         <w:rPr>
@@ -16130,6 +16497,13 @@
         </w:rPr>
         <w:t xml:space="preserve"> </w:t>
       </w:r>
+    </w:p>
+    <w:p>
+      <w:pPr>
+        <w:pStyle w:val="FirstParagraph"/>
+        <w:ind w:left="480" w:hanging="480"/>
+        <w:spacing w:before="0" w:after="0"/>
+      </w:pPr>
       <w:r>
         <w:rPr>
           <w:rFonts w:ascii="Times New Roman" w:hAnsi="Times New Roman" w:eastAsia="Times New Roman" w:cs="Times New Roman"/>
@@ -16146,7 +16520,20 @@
         <w:rPr>
           <w:rFonts w:ascii="Times New Roman" w:hAnsi="Times New Roman" w:eastAsia="Times New Roman" w:cs="Times New Roman"/>
         </w:rPr>
-        <w:t xml:space="preserve"> B. </w:t>
+        <w:t xml:space="preserve"> </w:t>
+      </w:r>
+    </w:p>
+    <w:p>
+      <w:pPr>
+        <w:pStyle w:val="FirstParagraph"/>
+        <w:ind w:left="480" w:hanging="480"/>
+        <w:spacing w:before="0" w:after="0"/>
+      </w:pPr>
+      <w:r>
+        <w:rPr>
+          <w:rFonts w:ascii="Times New Roman" w:hAnsi="Times New Roman" w:eastAsia="Times New Roman" w:cs="Times New Roman"/>
+        </w:rPr>
+        <w:t xml:space="preserve">B. </w:t>
       </w:r>
       <w:r>
         <w:rPr>
@@ -16158,7 +16545,20 @@
         <w:rPr>
           <w:rFonts w:ascii="Times New Roman" w:hAnsi="Times New Roman" w:eastAsia="Times New Roman" w:cs="Times New Roman"/>
         </w:rPr>
-        <w:t xml:space="preserve"> C. </w:t>
+        <w:t xml:space="preserve"> </w:t>
+      </w:r>
+    </w:p>
+    <w:p>
+      <w:pPr>
+        <w:pStyle w:val="FirstParagraph"/>
+        <w:ind w:left="480" w:hanging="480"/>
+        <w:spacing w:before="0" w:after="0"/>
+      </w:pPr>
+      <w:r>
+        <w:rPr>
+          <w:rFonts w:ascii="Times New Roman" w:hAnsi="Times New Roman" w:eastAsia="Times New Roman" w:cs="Times New Roman"/>
+        </w:rPr>
+        <w:t xml:space="preserve">C. </w:t>
       </w:r>
       <w:r>
         <w:rPr>
@@ -16170,7 +16570,20 @@
         <w:rPr>
           <w:rFonts w:ascii="Times New Roman" w:hAnsi="Times New Roman" w:eastAsia="Times New Roman" w:cs="Times New Roman"/>
         </w:rPr>
-        <w:t xml:space="preserve"> D. </w:t>
+        <w:t xml:space="preserve"> </w:t>
+      </w:r>
+    </w:p>
+    <w:p>
+      <w:pPr>
+        <w:pStyle w:val="FirstParagraph"/>
+        <w:ind w:left="480" w:hanging="480"/>
+        <w:spacing w:before="0" w:after="180"/>
+      </w:pPr>
+      <w:r>
+        <w:rPr>
+          <w:rFonts w:ascii="Times New Roman" w:hAnsi="Times New Roman" w:eastAsia="Times New Roman" w:cs="Times New Roman"/>
+        </w:rPr>
+        <w:t xml:space="preserve">D. </w:t>
       </w:r>
       <w:r>
         <w:rPr>
@@ -16289,6 +16702,16 @@
         </w:rPr>
         <w:t>____。</w:t>
       </w:r>
+    </w:p>
+    <w:p>
+      <w:pPr>
+        <w:spacing w:before="0" w:after="0"/>
+      </w:pPr>
+    </w:p>
+    <w:p>
+      <w:pPr>
+        <w:spacing w:before="0" w:after="0"/>
+      </w:pPr>
     </w:p>
     <w:bookmarkEnd w:id="59"/>
     <w:bookmarkStart w:id="60" w:name="第-24-题"/>
@@ -17187,6 +17610,46 @@
         <w:t>）。</w:t>
       </w:r>
     </w:p>
+    <w:p>
+      <w:pPr>
+        <w:spacing w:before="0" w:after="0"/>
+      </w:pPr>
+    </w:p>
+    <w:p>
+      <w:pPr>
+        <w:spacing w:before="0" w:after="0"/>
+      </w:pPr>
+    </w:p>
+    <w:p>
+      <w:pPr>
+        <w:spacing w:before="0" w:after="0"/>
+      </w:pPr>
+    </w:p>
+    <w:p>
+      <w:pPr>
+        <w:spacing w:before="0" w:after="0"/>
+      </w:pPr>
+    </w:p>
+    <w:p>
+      <w:pPr>
+        <w:spacing w:before="0" w:after="0"/>
+      </w:pPr>
+    </w:p>
+    <w:p>
+      <w:pPr>
+        <w:spacing w:before="0" w:after="0"/>
+      </w:pPr>
+    </w:p>
+    <w:p>
+      <w:pPr>
+        <w:spacing w:before="0" w:after="0"/>
+      </w:pPr>
+    </w:p>
+    <w:p>
+      <w:pPr>
+        <w:spacing w:before="0" w:after="0"/>
+      </w:pPr>
+    </w:p>
     <w:bookmarkEnd w:id="60"/>
     <w:bookmarkStart w:id="61" w:name="第-25-题"/>
     <w:p>
@@ -17798,6 +18261,46 @@
         </w:rPr>
         <w:t>）。</w:t>
       </w:r>
+    </w:p>
+    <w:p>
+      <w:pPr>
+        <w:spacing w:before="0" w:after="0"/>
+      </w:pPr>
+    </w:p>
+    <w:p>
+      <w:pPr>
+        <w:spacing w:before="0" w:after="0"/>
+      </w:pPr>
+    </w:p>
+    <w:p>
+      <w:pPr>
+        <w:spacing w:before="0" w:after="0"/>
+      </w:pPr>
+    </w:p>
+    <w:p>
+      <w:pPr>
+        <w:spacing w:before="0" w:after="0"/>
+      </w:pPr>
+    </w:p>
+    <w:p>
+      <w:pPr>
+        <w:spacing w:before="0" w:after="0"/>
+      </w:pPr>
+    </w:p>
+    <w:p>
+      <w:pPr>
+        <w:spacing w:before="0" w:after="0"/>
+      </w:pPr>
+    </w:p>
+    <w:p>
+      <w:pPr>
+        <w:spacing w:before="0" w:after="0"/>
+      </w:pPr>
+    </w:p>
+    <w:p>
+      <w:pPr>
+        <w:spacing w:before="0" w:after="0"/>
+      </w:pPr>
     </w:p>
     <w:p>
       <w:pPr>

--- a/00-首页/题组Word/专项卷/一分册/专项卷VI-学生版.docx
+++ b/00-首页/题组Word/专项卷/一分册/专项卷VI-学生版.docx
@@ -307,6 +307,7 @@
     <w:p>
       <w:pPr>
         <w:pStyle w:val="FirstParagraph"/>
+        <w:spacing w:before="0" w:after="0"/>
       </w:pPr>
       <w:r>
         <w:rPr>
@@ -324,6 +325,7 @@
     <w:p>
       <w:pPr>
         <w:pStyle w:val="BodyText"/>
+        <w:spacing w:before="0" w:after="0"/>
       </w:pPr>
       <w:r>
         <w:rPr>
@@ -341,6 +343,7 @@
     <w:p>
       <w:pPr>
         <w:pStyle w:val="BodyText"/>
+        <w:spacing w:before="0" w:after="0"/>
       </w:pPr>
       <w:r>
         <w:rPr>
@@ -383,6 +386,7 @@
     <w:p>
       <w:pPr>
         <w:pStyle w:val="BodyText"/>
+        <w:spacing w:before="0" w:after="0"/>
       </w:pPr>
       <w:r>
         <w:rPr>
@@ -2363,6 +2367,7 @@
     <w:p>
       <w:pPr>
         <w:pStyle w:val="BodyText"/>
+        <w:spacing w:before="0" w:after="0"/>
       </w:pPr>
       <w:r>
         <w:rPr>
@@ -2591,6 +2596,7 @@
     <w:p>
       <w:pPr>
         <w:pStyle w:val="BodyText"/>
+        <w:spacing w:before="0" w:after="0"/>
       </w:pPr>
       <w:r>
         <w:rPr>
@@ -2819,6 +2825,7 @@
     <w:p>
       <w:pPr>
         <w:pStyle w:val="BodyText"/>
+        <w:spacing w:before="0" w:after="0"/>
       </w:pPr>
       <w:r>
         <w:rPr>
@@ -3047,6 +3054,7 @@
     <w:p>
       <w:pPr>
         <w:pStyle w:val="BodyText"/>
+        <w:spacing w:before="0" w:after="0"/>
       </w:pPr>
       <w:r>
         <w:rPr>
@@ -4989,8 +4997,8 @@
     <w:p>
       <w:pPr>
         <w:pStyle w:val="FirstParagraph"/>
+        <w:spacing w:before="0" w:after="0"/>
         <w:ind w:left="480" w:hanging="480"/>
-        <w:spacing w:after="0"/>
       </w:pPr>
       <w:r>
         <w:rPr>
@@ -5026,14 +5034,51 @@
     <w:p>
       <w:pPr>
         <w:pStyle w:val="FirstParagraph"/>
+        <w:spacing w:before="0" w:after="0"/>
         <w:ind w:left="480" w:hanging="480"/>
+      </w:pPr>
+      <w:r>
+        <w:rPr>
+          <w:rFonts w:ascii="Times New Roman" w:hAnsi="Times New Roman" w:eastAsia="Times New Roman" w:cs="Times New Roman"/>
+        </w:rPr>
+        <w:t xml:space="preserve">B. a </w:t>
+      </w:r>
+      <w:r>
+        <w:rPr>
+          <w:rFonts w:hint="eastAsia" w:ascii="Times New Roman" w:hAnsi="Times New Roman" w:eastAsia="FangSong" w:cs="Times New Roman"/>
+        </w:rPr>
+        <w:t xml:space="preserve">与</w:t>
+      </w:r>
+      <w:r>
+        <w:rPr>
+          <w:rFonts w:ascii="Times New Roman" w:hAnsi="Times New Roman" w:eastAsia="Times New Roman" w:cs="Times New Roman"/>
+        </w:rPr>
+        <w:t xml:space="preserve"> b </w:t>
+      </w:r>
+      <w:r>
+        <w:rPr>
+          <w:rFonts w:hint="eastAsia" w:ascii="Times New Roman" w:hAnsi="Times New Roman" w:eastAsia="FangSong" w:cs="Times New Roman"/>
+        </w:rPr>
+        <w:t xml:space="preserve">之间</w:t>
+      </w:r>
+      <w:r>
+        <w:rPr>
+          <w:rFonts w:ascii="Times New Roman" w:hAnsi="Times New Roman" w:eastAsia="Times New Roman" w:cs="Times New Roman"/>
+        </w:rPr>
+        <w:t xml:space="preserve">　</w:t>
+      </w:r>
+    </w:p>
+    <w:p>
+      <w:pPr>
+        <w:pStyle w:val="FirstParagraph"/>
         <w:spacing w:before="0" w:after="0"/>
-      </w:pPr>
-      <w:r>
-        <w:rPr>
-          <w:rFonts w:ascii="Times New Roman" w:hAnsi="Times New Roman" w:eastAsia="Times New Roman" w:cs="Times New Roman"/>
-        </w:rPr>
-        <w:t xml:space="preserve">B. a </w:t>
+        <w:ind w:left="480" w:hanging="480"/>
+      </w:pPr>
+      <w:r>
+        <w:rPr>
+          <w:rFonts w:ascii="Times New Roman" w:hAnsi="Times New Roman" w:eastAsia="Times New Roman" w:cs="Times New Roman"/>
+        </w:rPr>
+        <w:t xml:space="preserve">C. b </w:t>
       </w:r>
       <w:r>
         <w:rPr>
@@ -5045,7 +5090,7 @@
         <w:rPr>
           <w:rFonts w:ascii="Times New Roman" w:hAnsi="Times New Roman" w:eastAsia="Times New Roman" w:cs="Times New Roman"/>
         </w:rPr>
-        <w:t xml:space="preserve"> b </w:t>
+        <w:t xml:space="preserve"> c </w:t>
       </w:r>
       <w:r>
         <w:rPr>
@@ -5063,45 +5108,8 @@
     <w:p>
       <w:pPr>
         <w:pStyle w:val="FirstParagraph"/>
+        <w:spacing w:before="0" w:after="0"/>
         <w:ind w:left="480" w:hanging="480"/>
-        <w:spacing w:before="0" w:after="0"/>
-      </w:pPr>
-      <w:r>
-        <w:rPr>
-          <w:rFonts w:ascii="Times New Roman" w:hAnsi="Times New Roman" w:eastAsia="Times New Roman" w:cs="Times New Roman"/>
-        </w:rPr>
-        <w:t xml:space="preserve">C. b </w:t>
-      </w:r>
-      <w:r>
-        <w:rPr>
-          <w:rFonts w:hint="eastAsia" w:ascii="Times New Roman" w:hAnsi="Times New Roman" w:eastAsia="FangSong" w:cs="Times New Roman"/>
-        </w:rPr>
-        <w:t xml:space="preserve">与</w:t>
-      </w:r>
-      <w:r>
-        <w:rPr>
-          <w:rFonts w:ascii="Times New Roman" w:hAnsi="Times New Roman" w:eastAsia="Times New Roman" w:cs="Times New Roman"/>
-        </w:rPr>
-        <w:t xml:space="preserve"> c </w:t>
-      </w:r>
-      <w:r>
-        <w:rPr>
-          <w:rFonts w:hint="eastAsia" w:ascii="Times New Roman" w:hAnsi="Times New Roman" w:eastAsia="FangSong" w:cs="Times New Roman"/>
-        </w:rPr>
-        <w:t xml:space="preserve">之间</w:t>
-      </w:r>
-      <w:r>
-        <w:rPr>
-          <w:rFonts w:ascii="Times New Roman" w:hAnsi="Times New Roman" w:eastAsia="Times New Roman" w:cs="Times New Roman"/>
-        </w:rPr>
-        <w:t xml:space="preserve">　</w:t>
-      </w:r>
-    </w:p>
-    <w:p>
-      <w:pPr>
-        <w:pStyle w:val="FirstParagraph"/>
-        <w:ind w:left="480" w:hanging="480"/>
-        <w:spacing w:before="0" w:after="180"/>
       </w:pPr>
       <w:r>
         <w:rPr>
@@ -5152,6 +5160,7 @@
     <w:p>
       <w:pPr>
         <w:pStyle w:val="FirstParagraph"/>
+        <w:spacing w:before="0" w:after="0"/>
       </w:pPr>
       <w:r>
         <w:rPr>
@@ -5380,6 +5389,7 @@
     <w:p>
       <w:pPr>
         <w:pStyle w:val="BodyText"/>
+        <w:spacing w:before="0" w:after="0"/>
       </w:pPr>
       <w:r>
         <w:rPr>
@@ -5608,6 +5618,7 @@
     <w:p>
       <w:pPr>
         <w:pStyle w:val="BodyText"/>
+        <w:spacing w:before="0" w:after="0"/>
       </w:pPr>
       <w:r>
         <w:rPr>
@@ -5836,6 +5847,7 @@
     <w:p>
       <w:pPr>
         <w:pStyle w:val="BodyText"/>
+        <w:spacing w:before="0" w:after="0"/>
       </w:pPr>
       <w:r>
         <w:rPr>
@@ -7846,6 +7858,14 @@
       <w:tblPr>
         <w:tblStyle w:val="Table"/>
         <w:tblW w:type="auto" w:w="0"/>
+        <w:tblBorders>
+          <w:top w:val="single" w:sz="12" w:space="0" w:color="000000"/>
+          <w:left w:val="none" w:sz="0" w:space="0" w:color="auto"/>
+          <w:bottom w:val="single" w:sz="12" w:space="0" w:color="000000"/>
+          <w:right w:val="none" w:sz="0" w:space="0" w:color="auto"/>
+          <w:insideH w:val="none" w:sz="0" w:space="0" w:color="auto"/>
+          <w:insideV w:val="none" w:sz="0" w:space="0" w:color="auto"/>
+        </w:tblBorders>
         <w:tblLook w:firstRow="1" w:lastRow="0" w:firstColumn="0" w:lastColumn="0" w:noHBand="0" w:noVBand="0" w:val="0020"/>
       </w:tblPr>
       <w:tblGrid>
@@ -7862,7 +7882,11 @@
           <w:tblHeader w:val="on"/>
         </w:trPr>
         <w:tc>
-          <w:tcPr/>
+          <w:tcPr>
+            <w:tcBorders>
+              <w:bottom w:val="single" w:sz="8" w:space="0" w:color="000000"/>
+            </w:tcBorders>
+          </w:tcPr>
           <w:p>
             <w:pPr>
               <w:pStyle w:val="Compact"/>
@@ -7878,7 +7902,11 @@
           </w:p>
         </w:tc>
         <w:tc>
-          <w:tcPr/>
+          <w:tcPr>
+            <w:tcBorders>
+              <w:bottom w:val="single" w:sz="8" w:space="0" w:color="000000"/>
+            </w:tcBorders>
+          </w:tcPr>
           <w:p>
             <w:pPr>
               <w:pStyle w:val="Compact"/>
@@ -7887,7 +7915,11 @@
           </w:p>
         </w:tc>
         <w:tc>
-          <w:tcPr/>
+          <w:tcPr>
+            <w:tcBorders>
+              <w:bottom w:val="single" w:sz="8" w:space="0" w:color="000000"/>
+            </w:tcBorders>
+          </w:tcPr>
           <w:p>
             <w:pPr>
               <w:pStyle w:val="Compact"/>
@@ -7896,7 +7928,11 @@
           </w:p>
         </w:tc>
         <w:tc>
-          <w:tcPr/>
+          <w:tcPr>
+            <w:tcBorders>
+              <w:bottom w:val="single" w:sz="8" w:space="0" w:color="000000"/>
+            </w:tcBorders>
+          </w:tcPr>
           <w:p>
             <w:pPr>
               <w:pStyle w:val="Compact"/>
@@ -7905,7 +7941,11 @@
           </w:p>
         </w:tc>
         <w:tc>
-          <w:tcPr/>
+          <w:tcPr>
+            <w:tcBorders>
+              <w:bottom w:val="single" w:sz="8" w:space="0" w:color="000000"/>
+            </w:tcBorders>
+          </w:tcPr>
           <w:p>
             <w:pPr>
               <w:pStyle w:val="Compact"/>
@@ -7914,7 +7954,11 @@
           </w:p>
         </w:tc>
         <w:tc>
-          <w:tcPr/>
+          <w:tcPr>
+            <w:tcBorders>
+              <w:bottom w:val="single" w:sz="8" w:space="0" w:color="000000"/>
+            </w:tcBorders>
+          </w:tcPr>
           <w:p>
             <w:pPr>
               <w:pStyle w:val="Compact"/>
@@ -7923,7 +7967,11 @@
           </w:p>
         </w:tc>
         <w:tc>
-          <w:tcPr/>
+          <w:tcPr>
+            <w:tcBorders>
+              <w:bottom w:val="single" w:sz="8" w:space="0" w:color="000000"/>
+            </w:tcBorders>
+          </w:tcPr>
           <w:p>
             <w:pPr>
               <w:pStyle w:val="Compact"/>
@@ -11654,6 +11702,14 @@
       <w:tblPr>
         <w:tblStyle w:val="Table"/>
         <w:tblW w:type="auto" w:w="0"/>
+        <w:tblBorders>
+          <w:top w:val="single" w:sz="12" w:space="0" w:color="000000"/>
+          <w:left w:val="none" w:sz="0" w:space="0" w:color="auto"/>
+          <w:bottom w:val="single" w:sz="12" w:space="0" w:color="000000"/>
+          <w:right w:val="none" w:sz="0" w:space="0" w:color="auto"/>
+          <w:insideH w:val="none" w:sz="0" w:space="0" w:color="auto"/>
+          <w:insideV w:val="none" w:sz="0" w:space="0" w:color="auto"/>
+        </w:tblBorders>
         <w:tblLook w:firstRow="1" w:lastRow="0" w:firstColumn="0" w:lastColumn="0" w:noHBand="0" w:noVBand="0" w:val="0020"/>
       </w:tblPr>
       <w:tblGrid>
@@ -11672,7 +11728,11 @@
           <w:tblHeader w:val="on"/>
         </w:trPr>
         <w:tc>
-          <w:tcPr/>
+          <w:tcPr>
+            <w:tcBorders>
+              <w:bottom w:val="single" w:sz="8" w:space="0" w:color="000000"/>
+            </w:tcBorders>
+          </w:tcPr>
           <w:p>
             <w:pPr>
               <w:pStyle w:val="Compact"/>
@@ -11688,7 +11748,11 @@
           </w:p>
         </w:tc>
         <w:tc>
-          <w:tcPr/>
+          <w:tcPr>
+            <w:tcBorders>
+              <w:bottom w:val="single" w:sz="8" w:space="0" w:color="000000"/>
+            </w:tcBorders>
+          </w:tcPr>
           <w:p>
             <w:pPr>
               <w:pStyle w:val="Compact"/>
@@ -11704,7 +11768,11 @@
           </w:p>
         </w:tc>
         <w:tc>
-          <w:tcPr/>
+          <w:tcPr>
+            <w:tcBorders>
+              <w:bottom w:val="single" w:sz="8" w:space="0" w:color="000000"/>
+            </w:tcBorders>
+          </w:tcPr>
           <w:p>
             <w:pPr>
               <w:pStyle w:val="Compact"/>
@@ -11720,7 +11788,11 @@
           </w:p>
         </w:tc>
         <w:tc>
-          <w:tcPr/>
+          <w:tcPr>
+            <w:tcBorders>
+              <w:bottom w:val="single" w:sz="8" w:space="0" w:color="000000"/>
+            </w:tcBorders>
+          </w:tcPr>
           <w:p>
             <w:pPr>
               <w:pStyle w:val="Compact"/>
@@ -11736,7 +11808,11 @@
           </w:p>
         </w:tc>
         <w:tc>
-          <w:tcPr/>
+          <w:tcPr>
+            <w:tcBorders>
+              <w:bottom w:val="single" w:sz="8" w:space="0" w:color="000000"/>
+            </w:tcBorders>
+          </w:tcPr>
           <w:p>
             <w:pPr>
               <w:pStyle w:val="Compact"/>
@@ -11752,7 +11828,11 @@
           </w:p>
         </w:tc>
         <w:tc>
-          <w:tcPr/>
+          <w:tcPr>
+            <w:tcBorders>
+              <w:bottom w:val="single" w:sz="8" w:space="0" w:color="000000"/>
+            </w:tcBorders>
+          </w:tcPr>
           <w:p>
             <w:pPr>
               <w:pStyle w:val="Compact"/>
@@ -11768,7 +11848,11 @@
           </w:p>
         </w:tc>
         <w:tc>
-          <w:tcPr/>
+          <w:tcPr>
+            <w:tcBorders>
+              <w:bottom w:val="single" w:sz="8" w:space="0" w:color="000000"/>
+            </w:tcBorders>
+          </w:tcPr>
           <w:p>
             <w:pPr>
               <w:pStyle w:val="Compact"/>
@@ -11784,7 +11868,11 @@
           </w:p>
         </w:tc>
         <w:tc>
-          <w:tcPr/>
+          <w:tcPr>
+            <w:tcBorders>
+              <w:bottom w:val="single" w:sz="8" w:space="0" w:color="000000"/>
+            </w:tcBorders>
+          </w:tcPr>
           <w:p>
             <w:pPr>
               <w:pStyle w:val="Compact"/>
@@ -11800,7 +11888,11 @@
           </w:p>
         </w:tc>
         <w:tc>
-          <w:tcPr/>
+          <w:tcPr>
+            <w:tcBorders>
+              <w:bottom w:val="single" w:sz="8" w:space="0" w:color="000000"/>
+            </w:tcBorders>
+          </w:tcPr>
           <w:p>
             <w:pPr>
               <w:pStyle w:val="Compact"/>
@@ -13292,8 +13384,8 @@
     <w:p>
       <w:pPr>
         <w:pStyle w:val="FirstParagraph"/>
+        <w:spacing w:before="0" w:after="0"/>
         <w:ind w:left="480" w:hanging="480"/>
-        <w:spacing w:after="0"/>
       </w:pPr>
       <w:r>
         <w:rPr>
@@ -13362,8 +13454,8 @@
     <w:p>
       <w:pPr>
         <w:pStyle w:val="FirstParagraph"/>
+        <w:spacing w:before="0" w:after="0"/>
         <w:ind w:left="480" w:hanging="480"/>
-        <w:spacing w:before="0" w:after="0"/>
       </w:pPr>
       <w:r>
         <w:rPr>
@@ -13432,8 +13524,8 @@
     <w:p>
       <w:pPr>
         <w:pStyle w:val="FirstParagraph"/>
+        <w:spacing w:before="0" w:after="0"/>
         <w:ind w:left="480" w:hanging="480"/>
-        <w:spacing w:before="0" w:after="0"/>
       </w:pPr>
       <w:r>
         <w:rPr>
@@ -13502,8 +13594,8 @@
     <w:p>
       <w:pPr>
         <w:pStyle w:val="FirstParagraph"/>
+        <w:spacing w:before="0" w:after="0"/>
         <w:ind w:left="480" w:hanging="480"/>
-        <w:spacing w:before="0" w:after="180"/>
       </w:pPr>
       <w:r>
         <w:rPr>
@@ -13851,8 +13943,8 @@
     <w:p>
       <w:pPr>
         <w:pStyle w:val="BodyText"/>
+        <w:spacing w:before="0" w:after="0"/>
         <w:ind w:left="480" w:hanging="480"/>
-        <w:spacing w:after="0"/>
       </w:pPr>
       <w:r>
         <w:rPr>
@@ -13922,8 +14014,8 @@
     <w:p>
       <w:pPr>
         <w:pStyle w:val="BodyText"/>
+        <w:spacing w:before="0" w:after="0"/>
         <w:ind w:left="480" w:hanging="480"/>
-        <w:spacing w:before="0" w:after="0"/>
       </w:pPr>
       <w:r>
         <w:rPr>
@@ -13990,8 +14082,8 @@
     <w:p>
       <w:pPr>
         <w:pStyle w:val="BodyText"/>
+        <w:spacing w:before="0" w:after="0"/>
         <w:ind w:left="480" w:hanging="480"/>
-        <w:spacing w:before="0" w:after="0"/>
       </w:pPr>
       <w:r>
         <w:rPr>
@@ -14058,8 +14150,8 @@
     <w:p>
       <w:pPr>
         <w:pStyle w:val="BodyText"/>
+        <w:spacing w:before="0" w:after="0"/>
         <w:ind w:left="480" w:hanging="480"/>
-        <w:spacing w:before="0" w:after="180"/>
       </w:pPr>
       <w:r>
         <w:rPr>
@@ -14789,6 +14881,7 @@
     <w:p>
       <w:pPr>
         <w:pStyle w:val="FirstParagraph"/>
+        <w:spacing w:before="0" w:after="0"/>
       </w:pPr>
       <w:r>
         <w:rPr>
@@ -14830,6 +14923,7 @@
     <w:p>
       <w:pPr>
         <w:pStyle w:val="BodyText"/>
+        <w:spacing w:before="0" w:after="0"/>
       </w:pPr>
       <w:r>
         <w:rPr>
@@ -14847,6 +14941,7 @@
     <w:p>
       <w:pPr>
         <w:pStyle w:val="BodyText"/>
+        <w:spacing w:before="0" w:after="0"/>
       </w:pPr>
       <w:r>
         <w:rPr>
@@ -14955,6 +15050,7 @@
     <w:p>
       <w:pPr>
         <w:pStyle w:val="BodyText"/>
+        <w:spacing w:before="0" w:after="0"/>
       </w:pPr>
       <w:r>
         <w:rPr>
@@ -15452,6 +15548,7 @@
     <w:p>
       <w:pPr>
         <w:pStyle w:val="FirstParagraph"/>
+        <w:spacing w:before="0" w:after="0"/>
       </w:pPr>
       <w:r>
         <w:rPr>
@@ -15475,6 +15572,7 @@
     <w:p>
       <w:pPr>
         <w:pStyle w:val="BodyText"/>
+        <w:spacing w:before="0" w:after="0"/>
       </w:pPr>
       <w:r>
         <w:rPr>
@@ -15594,6 +15692,7 @@
     <w:p>
       <w:pPr>
         <w:pStyle w:val="BodyText"/>
+        <w:spacing w:before="0" w:after="0"/>
       </w:pPr>
       <w:r>
         <w:rPr>
@@ -15833,6 +15932,7 @@
     <w:p>
       <w:pPr>
         <w:pStyle w:val="BodyText"/>
+        <w:spacing w:before="0" w:after="0"/>
       </w:pPr>
       <w:r>
         <w:rPr>
@@ -16339,8 +16439,8 @@
     <w:p>
       <w:pPr>
         <w:pStyle w:val="FirstParagraph"/>
+        <w:spacing w:before="0" w:after="0"/>
         <w:ind w:left="480" w:hanging="480"/>
-        <w:spacing w:after="0"/>
       </w:pPr>
       <w:r>
         <w:rPr>
@@ -16501,20 +16601,45 @@
     <w:p>
       <w:pPr>
         <w:pStyle w:val="FirstParagraph"/>
+        <w:spacing w:before="0" w:after="0"/>
         <w:ind w:left="480" w:hanging="480"/>
+      </w:pPr>
+      <w:r>
+        <w:rPr>
+          <w:rFonts w:ascii="Times New Roman" w:hAnsi="Times New Roman" w:eastAsia="Times New Roman" w:cs="Times New Roman"/>
+        </w:rPr>
+        <w:t xml:space="preserve">A. </w:t>
+      </w:r>
+      <w:r>
+        <w:rPr>
+          <w:rFonts w:hint="eastAsia" w:ascii="Times New Roman" w:hAnsi="Times New Roman" w:eastAsia="FangSong" w:cs="Times New Roman"/>
+        </w:rPr>
+        <w:t xml:space="preserve">草酸</w:t>
+      </w:r>
+      <w:r>
+        <w:rPr>
+          <w:rFonts w:ascii="Times New Roman" w:hAnsi="Times New Roman" w:eastAsia="Times New Roman" w:cs="Times New Roman"/>
+        </w:rPr>
+        <w:t xml:space="preserve"> </w:t>
+      </w:r>
+    </w:p>
+    <w:p>
+      <w:pPr>
+        <w:pStyle w:val="FirstParagraph"/>
         <w:spacing w:before="0" w:after="0"/>
-      </w:pPr>
-      <w:r>
-        <w:rPr>
-          <w:rFonts w:ascii="Times New Roman" w:hAnsi="Times New Roman" w:eastAsia="Times New Roman" w:cs="Times New Roman"/>
-        </w:rPr>
-        <w:t xml:space="preserve">A. </w:t>
-      </w:r>
-      <w:r>
-        <w:rPr>
-          <w:rFonts w:hint="eastAsia" w:ascii="Times New Roman" w:hAnsi="Times New Roman" w:eastAsia="FangSong" w:cs="Times New Roman"/>
-        </w:rPr>
-        <w:t xml:space="preserve">草酸</w:t>
+        <w:ind w:left="480" w:hanging="480"/>
+      </w:pPr>
+      <w:r>
+        <w:rPr>
+          <w:rFonts w:ascii="Times New Roman" w:hAnsi="Times New Roman" w:eastAsia="Times New Roman" w:cs="Times New Roman"/>
+        </w:rPr>
+        <w:t xml:space="preserve">B. </w:t>
+      </w:r>
+      <w:r>
+        <w:rPr>
+          <w:rFonts w:hint="eastAsia" w:ascii="Times New Roman" w:hAnsi="Times New Roman" w:eastAsia="FangSong" w:cs="Times New Roman"/>
+        </w:rPr>
+        <w:t xml:space="preserve">氯化铝</w:t>
       </w:r>
       <w:r>
         <w:rPr>
@@ -16526,58 +16651,33 @@
     <w:p>
       <w:pPr>
         <w:pStyle w:val="FirstParagraph"/>
+        <w:spacing w:before="0" w:after="0"/>
         <w:ind w:left="480" w:hanging="480"/>
+      </w:pPr>
+      <w:r>
+        <w:rPr>
+          <w:rFonts w:ascii="Times New Roman" w:hAnsi="Times New Roman" w:eastAsia="Times New Roman" w:cs="Times New Roman"/>
+        </w:rPr>
+        <w:t xml:space="preserve">C. </w:t>
+      </w:r>
+      <w:r>
+        <w:rPr>
+          <w:rFonts w:hint="eastAsia" w:ascii="Times New Roman" w:hAnsi="Times New Roman" w:eastAsia="FangSong" w:cs="Times New Roman"/>
+        </w:rPr>
+        <w:t xml:space="preserve">醋酸钠</w:t>
+      </w:r>
+      <w:r>
+        <w:rPr>
+          <w:rFonts w:ascii="Times New Roman" w:hAnsi="Times New Roman" w:eastAsia="Times New Roman" w:cs="Times New Roman"/>
+        </w:rPr>
+        <w:t xml:space="preserve"> </w:t>
+      </w:r>
+    </w:p>
+    <w:p>
+      <w:pPr>
+        <w:pStyle w:val="FirstParagraph"/>
         <w:spacing w:before="0" w:after="0"/>
-      </w:pPr>
-      <w:r>
-        <w:rPr>
-          <w:rFonts w:ascii="Times New Roman" w:hAnsi="Times New Roman" w:eastAsia="Times New Roman" w:cs="Times New Roman"/>
-        </w:rPr>
-        <w:t xml:space="preserve">B. </w:t>
-      </w:r>
-      <w:r>
-        <w:rPr>
-          <w:rFonts w:hint="eastAsia" w:ascii="Times New Roman" w:hAnsi="Times New Roman" w:eastAsia="FangSong" w:cs="Times New Roman"/>
-        </w:rPr>
-        <w:t xml:space="preserve">氯化铝</w:t>
-      </w:r>
-      <w:r>
-        <w:rPr>
-          <w:rFonts w:ascii="Times New Roman" w:hAnsi="Times New Roman" w:eastAsia="Times New Roman" w:cs="Times New Roman"/>
-        </w:rPr>
-        <w:t xml:space="preserve"> </w:t>
-      </w:r>
-    </w:p>
-    <w:p>
-      <w:pPr>
-        <w:pStyle w:val="FirstParagraph"/>
         <w:ind w:left="480" w:hanging="480"/>
-        <w:spacing w:before="0" w:after="0"/>
-      </w:pPr>
-      <w:r>
-        <w:rPr>
-          <w:rFonts w:ascii="Times New Roman" w:hAnsi="Times New Roman" w:eastAsia="Times New Roman" w:cs="Times New Roman"/>
-        </w:rPr>
-        <w:t xml:space="preserve">C. </w:t>
-      </w:r>
-      <w:r>
-        <w:rPr>
-          <w:rFonts w:hint="eastAsia" w:ascii="Times New Roman" w:hAnsi="Times New Roman" w:eastAsia="FangSong" w:cs="Times New Roman"/>
-        </w:rPr>
-        <w:t xml:space="preserve">醋酸钠</w:t>
-      </w:r>
-      <w:r>
-        <w:rPr>
-          <w:rFonts w:ascii="Times New Roman" w:hAnsi="Times New Roman" w:eastAsia="Times New Roman" w:cs="Times New Roman"/>
-        </w:rPr>
-        <w:t xml:space="preserve"> </w:t>
-      </w:r>
-    </w:p>
-    <w:p>
-      <w:pPr>
-        <w:pStyle w:val="FirstParagraph"/>
-        <w:ind w:left="480" w:hanging="480"/>
-        <w:spacing w:before="0" w:after="180"/>
       </w:pPr>
       <w:r>
         <w:rPr>
@@ -20549,7 +20649,7 @@
     <ns0:rPr>
       <ns0:rFonts ns0:ascii="Times New Roman" ns0:cs="Times New Roman" ns0:eastAsia="SimHei" ns0:hAnsi="Times New Roman"/>
       <ns0:b/>
-      <ns0:color ns0:val="17324D"/>
+      <ns0:color ns0:val="000000"/>
       <ns0:sz ns0:val="44"/>
       <ns0:szCs ns0:val="56"/>
     </ns0:rPr>
@@ -20691,7 +20791,7 @@
     <ns0:rPr>
       <ns0:rFonts ns0:ascii="Times New Roman" ns0:cs="Times New Roman" ns0:eastAsia="SimHei" ns0:hAnsi="Times New Roman"/>
       <ns0:b/>
-      <ns0:color ns0:val="17324D"/>
+      <ns0:color ns0:val="000000"/>
       <ns0:sz ns0:val="32"/>
       <ns0:szCs ns0:val="40"/>
     </ns0:rPr>
@@ -20715,7 +20815,7 @@
     <ns0:rPr>
       <ns0:rFonts ns0:ascii="Times New Roman" ns0:cs="Times New Roman" ns0:eastAsia="SimHei" ns0:hAnsi="Times New Roman"/>
       <ns0:b/>
-      <ns0:color ns0:val="17324D"/>
+      <ns0:color ns0:val="000000"/>
       <ns0:sz ns0:val="28"/>
       <ns0:szCs ns0:val="32"/>
     </ns0:rPr>
@@ -20739,7 +20839,7 @@
     <ns0:rPr>
       <ns0:rFonts ns0:ascii="Times New Roman" ns0:cs="Times New Roman" ns0:eastAsia="SimHei" ns0:hAnsi="Times New Roman"/>
       <ns0:b/>
-      <ns0:color ns0:val="17324D"/>
+      <ns0:color ns0:val="000000"/>
       <ns0:sz ns0:val="25"/>
       <ns0:szCs ns0:val="28"/>
     </ns0:rPr>
